--- a/系統文件/第2章/2-4競爭力分析.docx
+++ b/系統文件/第2章/2-4競爭力分析.docx
@@ -43,7 +43,6 @@
     <w:p>
       <w:pPr>
         <w:rPr>
-          <w:rFonts w:hint="eastAsia"/>
           <w:sz w:val="30"/>
           <w:szCs w:val="30"/>
         </w:rPr>
@@ -84,7 +83,6 @@
     <w:p>
       <w:pPr>
         <w:rPr>
-          <w:rFonts w:hint="eastAsia"/>
           <w:sz w:val="30"/>
           <w:szCs w:val="30"/>
         </w:rPr>
@@ -125,7 +123,6 @@
     <w:p>
       <w:pPr>
         <w:rPr>
-          <w:rFonts w:hint="eastAsia"/>
           <w:sz w:val="30"/>
           <w:szCs w:val="30"/>
         </w:rPr>
@@ -166,7 +163,6 @@
     <w:p>
       <w:pPr>
         <w:rPr>
-          <w:rFonts w:hint="eastAsia"/>
           <w:sz w:val="30"/>
           <w:szCs w:val="30"/>
         </w:rPr>
@@ -191,7 +187,6 @@
     <w:p>
       <w:pPr>
         <w:rPr>
-          <w:rFonts w:hint="eastAsia"/>
           <w:sz w:val="30"/>
           <w:szCs w:val="30"/>
         </w:rPr>
@@ -256,7 +251,6 @@
     <w:p>
       <w:pPr>
         <w:rPr>
-          <w:rFonts w:hint="eastAsia"/>
           <w:sz w:val="30"/>
           <w:szCs w:val="30"/>
         </w:rPr>
@@ -377,7 +371,6 @@
     <w:p>
       <w:pPr>
         <w:rPr>
-          <w:rFonts w:hint="eastAsia"/>
           <w:sz w:val="30"/>
           <w:szCs w:val="30"/>
         </w:rPr>
@@ -419,7 +412,6 @@
     <w:p>
       <w:pPr>
         <w:rPr>
-          <w:rFonts w:hint="eastAsia"/>
           <w:sz w:val="30"/>
           <w:szCs w:val="30"/>
         </w:rPr>
@@ -452,7 +444,6 @@
     <w:p>
       <w:pPr>
         <w:rPr>
-          <w:rFonts w:hint="eastAsia"/>
           <w:sz w:val="30"/>
           <w:szCs w:val="30"/>
         </w:rPr>
@@ -509,7 +500,6 @@
     <w:p>
       <w:pPr>
         <w:rPr>
-          <w:rFonts w:hint="eastAsia"/>
           <w:sz w:val="30"/>
           <w:szCs w:val="30"/>
         </w:rPr>
@@ -534,7 +524,6 @@
     <w:p>
       <w:pPr>
         <w:rPr>
-          <w:rFonts w:hint="eastAsia"/>
           <w:sz w:val="30"/>
           <w:szCs w:val="30"/>
         </w:rPr>
@@ -559,7 +548,6 @@
     <w:p>
       <w:pPr>
         <w:rPr>
-          <w:rFonts w:hint="eastAsia"/>
           <w:sz w:val="30"/>
           <w:szCs w:val="30"/>
         </w:rPr>
@@ -579,6 +567,204 @@
           <w:szCs w:val="30"/>
         </w:rPr>
         <w:t>團隊開發經驗有限：為學校專題作品，開發人力與時間資源有限。</w:t>
+      </w:r>
+    </w:p>
+    <w:p>
+      <w:pPr>
+        <w:widowControl/>
+        <w:rPr>
+          <w:sz w:val="30"/>
+          <w:szCs w:val="30"/>
+        </w:rPr>
+      </w:pPr>
+      <w:r>
+        <w:rPr>
+          <w:sz w:val="30"/>
+          <w:szCs w:val="30"/>
+        </w:rPr>
+        <w:br w:type="page"/>
+      </w:r>
+    </w:p>
+    <w:p>
+      <w:pPr>
+        <w:rPr>
+          <w:rFonts w:hint="eastAsia"/>
+          <w:sz w:val="30"/>
+          <w:szCs w:val="30"/>
+        </w:rPr>
+      </w:pPr>
+      <w:r>
+        <w:rPr>
+          <w:rFonts w:hint="eastAsia"/>
+          <w:sz w:val="30"/>
+          <w:szCs w:val="30"/>
+        </w:rPr>
+        <w:lastRenderedPageBreak/>
+        <w:t>O</w:t>
+      </w:r>
+      <w:r>
+        <w:rPr>
+          <w:rFonts w:hint="eastAsia"/>
+          <w:sz w:val="30"/>
+          <w:szCs w:val="30"/>
+        </w:rPr>
+        <w:t>（機會</w:t>
+      </w:r>
+      <w:r>
+        <w:rPr>
+          <w:rFonts w:hint="eastAsia"/>
+          <w:sz w:val="30"/>
+          <w:szCs w:val="30"/>
+        </w:rPr>
+        <w:t xml:space="preserve"> Opportunities</w:t>
+      </w:r>
+      <w:r>
+        <w:rPr>
+          <w:rFonts w:hint="eastAsia"/>
+          <w:sz w:val="30"/>
+          <w:szCs w:val="30"/>
+        </w:rPr>
+        <w:t>）</w:t>
+      </w:r>
+    </w:p>
+    <w:p>
+      <w:pPr>
+        <w:rPr>
+          <w:rFonts w:hint="eastAsia"/>
+          <w:sz w:val="30"/>
+          <w:szCs w:val="30"/>
+        </w:rPr>
+      </w:pPr>
+      <w:r>
+        <w:rPr>
+          <w:rFonts w:hint="eastAsia"/>
+          <w:sz w:val="30"/>
+          <w:szCs w:val="30"/>
+        </w:rPr>
+        <w:t>赴日旅遊市場持續成長：台灣赴日觀光人次逐年增加，出發前或旅途中學日文的需求提升。</w:t>
+      </w:r>
+    </w:p>
+    <w:p>
+      <w:pPr>
+        <w:rPr>
+          <w:rFonts w:hint="eastAsia"/>
+          <w:sz w:val="30"/>
+          <w:szCs w:val="30"/>
+        </w:rPr>
+      </w:pPr>
+      <w:r>
+        <w:rPr>
+          <w:rFonts w:hint="eastAsia"/>
+          <w:sz w:val="30"/>
+          <w:szCs w:val="30"/>
+        </w:rPr>
+        <w:t xml:space="preserve">AI </w:t>
+      </w:r>
+      <w:r>
+        <w:rPr>
+          <w:rFonts w:hint="eastAsia"/>
+          <w:sz w:val="30"/>
+          <w:szCs w:val="30"/>
+        </w:rPr>
+        <w:t>技術快速發展：</w:t>
+      </w:r>
+      <w:r>
+        <w:rPr>
+          <w:rFonts w:hint="eastAsia"/>
+          <w:sz w:val="30"/>
+          <w:szCs w:val="30"/>
+        </w:rPr>
+        <w:t xml:space="preserve">Google Gemini </w:t>
+      </w:r>
+      <w:r>
+        <w:rPr>
+          <w:rFonts w:hint="eastAsia"/>
+          <w:sz w:val="30"/>
+          <w:szCs w:val="30"/>
+        </w:rPr>
+        <w:t>等大型語言模型持續進化，可提供更精準的辨識與對話體驗。</w:t>
+      </w:r>
+    </w:p>
+    <w:p>
+      <w:pPr>
+        <w:rPr>
+          <w:rFonts w:hint="eastAsia"/>
+          <w:sz w:val="30"/>
+          <w:szCs w:val="30"/>
+        </w:rPr>
+      </w:pPr>
+      <w:r>
+        <w:rPr>
+          <w:rFonts w:hint="eastAsia"/>
+          <w:sz w:val="30"/>
+          <w:szCs w:val="30"/>
+        </w:rPr>
+        <w:t>行動學習趨勢：現代人習慣利用零碎時間透過手機學習，符合本系統「拍照即學」的設計理念。</w:t>
+      </w:r>
+    </w:p>
+    <w:p>
+      <w:pPr>
+        <w:rPr>
+          <w:rFonts w:hint="eastAsia"/>
+          <w:sz w:val="30"/>
+          <w:szCs w:val="30"/>
+        </w:rPr>
+      </w:pPr>
+      <w:r>
+        <w:rPr>
+          <w:rFonts w:hint="eastAsia"/>
+          <w:sz w:val="30"/>
+          <w:szCs w:val="30"/>
+        </w:rPr>
+        <w:t>日文學習市場缺乏情境化產品：目前主流日文</w:t>
+      </w:r>
+      <w:r>
+        <w:rPr>
+          <w:rFonts w:hint="eastAsia"/>
+          <w:sz w:val="30"/>
+          <w:szCs w:val="30"/>
+        </w:rPr>
+        <w:t xml:space="preserve"> App</w:t>
+      </w:r>
+      <w:r>
+        <w:rPr>
+          <w:rFonts w:hint="eastAsia"/>
+          <w:sz w:val="30"/>
+          <w:szCs w:val="30"/>
+        </w:rPr>
+        <w:t>（</w:t>
+      </w:r>
+      <w:r>
+        <w:rPr>
+          <w:rFonts w:hint="eastAsia"/>
+          <w:sz w:val="30"/>
+          <w:szCs w:val="30"/>
+        </w:rPr>
+        <w:t>Duolingo</w:t>
+      </w:r>
+      <w:r>
+        <w:rPr>
+          <w:rFonts w:hint="eastAsia"/>
+          <w:sz w:val="30"/>
+          <w:szCs w:val="30"/>
+        </w:rPr>
+        <w:t>、日語大師等）多以制式課程為主，缺少結合生活場景的學習方式。</w:t>
+      </w:r>
+    </w:p>
+    <w:p>
+      <w:pPr>
+        <w:rPr>
+          <w:sz w:val="30"/>
+          <w:szCs w:val="30"/>
+        </w:rPr>
+      </w:pPr>
+      <w:r>
+        <w:rPr>
+          <w:rFonts w:hint="eastAsia"/>
+          <w:sz w:val="30"/>
+          <w:szCs w:val="30"/>
+        </w:rPr>
+        <w:t>社群功能可擴展性高：未來可加入排行榜、班級群組、師生互動等功能，拓展至教育機構市場。</w:t>
       </w:r>
     </w:p>
     <w:sectPr>

--- a/系統文件/第2章/2-4競爭力分析.docx
+++ b/系統文件/第2章/2-4競爭力分析.docx
@@ -588,7 +588,6 @@
     <w:p>
       <w:pPr>
         <w:rPr>
-          <w:rFonts w:hint="eastAsia"/>
           <w:sz w:val="30"/>
           <w:szCs w:val="30"/>
         </w:rPr>
@@ -630,28 +629,42 @@
     <w:p>
       <w:pPr>
         <w:rPr>
-          <w:rFonts w:hint="eastAsia"/>
-          <w:sz w:val="30"/>
-          <w:szCs w:val="30"/>
-        </w:rPr>
-      </w:pPr>
-      <w:r>
-        <w:rPr>
-          <w:rFonts w:hint="eastAsia"/>
-          <w:sz w:val="30"/>
-          <w:szCs w:val="30"/>
-        </w:rPr>
-        <w:t>赴日旅遊市場持續成長：台灣赴日觀光人次逐年增加，出發前或旅途中學日文的需求提升。</w:t>
-      </w:r>
-    </w:p>
-    <w:p>
-      <w:pPr>
-        <w:rPr>
-          <w:rFonts w:hint="eastAsia"/>
-          <w:sz w:val="30"/>
-          <w:szCs w:val="30"/>
-        </w:rPr>
-      </w:pPr>
+          <w:sz w:val="30"/>
+          <w:szCs w:val="30"/>
+        </w:rPr>
+      </w:pPr>
+      <w:r>
+        <w:rPr>
+          <w:rFonts w:hint="eastAsia"/>
+          <w:sz w:val="30"/>
+          <w:szCs w:val="30"/>
+        </w:rPr>
+        <w:t>1.</w:t>
+      </w:r>
+      <w:r>
+        <w:rPr>
+          <w:rFonts w:hint="eastAsia"/>
+          <w:sz w:val="30"/>
+          <w:szCs w:val="30"/>
+        </w:rPr>
+        <w:t>日旅遊市場持續成長：台灣赴日觀光人次逐年增加，出發前或旅途中學日文的需求提升。</w:t>
+      </w:r>
+    </w:p>
+    <w:p>
+      <w:pPr>
+        <w:rPr>
+          <w:sz w:val="30"/>
+          <w:szCs w:val="30"/>
+        </w:rPr>
+      </w:pPr>
+      <w:r>
+        <w:rPr>
+          <w:rFonts w:hint="eastAsia"/>
+          <w:sz w:val="30"/>
+          <w:szCs w:val="30"/>
+        </w:rPr>
+        <w:t>2.</w:t>
+      </w:r>
       <w:r>
         <w:rPr>
           <w:rFonts w:hint="eastAsia"/>
@@ -688,11 +701,18 @@
     <w:p>
       <w:pPr>
         <w:rPr>
-          <w:rFonts w:hint="eastAsia"/>
-          <w:sz w:val="30"/>
-          <w:szCs w:val="30"/>
-        </w:rPr>
-      </w:pPr>
+          <w:sz w:val="30"/>
+          <w:szCs w:val="30"/>
+        </w:rPr>
+      </w:pPr>
+      <w:r>
+        <w:rPr>
+          <w:rFonts w:hint="eastAsia"/>
+          <w:sz w:val="30"/>
+          <w:szCs w:val="30"/>
+        </w:rPr>
+        <w:t>3.</w:t>
+      </w:r>
       <w:r>
         <w:rPr>
           <w:rFonts w:hint="eastAsia"/>
@@ -705,11 +725,18 @@
     <w:p>
       <w:pPr>
         <w:rPr>
-          <w:rFonts w:hint="eastAsia"/>
-          <w:sz w:val="30"/>
-          <w:szCs w:val="30"/>
-        </w:rPr>
-      </w:pPr>
+          <w:sz w:val="30"/>
+          <w:szCs w:val="30"/>
+        </w:rPr>
+      </w:pPr>
+      <w:r>
+        <w:rPr>
+          <w:rFonts w:hint="eastAsia"/>
+          <w:sz w:val="30"/>
+          <w:szCs w:val="30"/>
+        </w:rPr>
+        <w:t>4.</w:t>
+      </w:r>
       <w:r>
         <w:rPr>
           <w:rFonts w:hint="eastAsia"/>
@@ -758,6 +785,14 @@
           <w:szCs w:val="30"/>
         </w:rPr>
       </w:pPr>
+      <w:r>
+        <w:rPr>
+          <w:rFonts w:hint="eastAsia"/>
+          <w:sz w:val="30"/>
+          <w:szCs w:val="30"/>
+        </w:rPr>
+        <w:t>5.</w:t>
+      </w:r>
       <w:r>
         <w:rPr>
           <w:rFonts w:hint="eastAsia"/>

--- a/系統文件/第2章/2-4競爭力分析.docx
+++ b/系統文件/第2章/2-4競爭力分析.docx
@@ -800,6 +800,260 @@
           <w:szCs w:val="30"/>
         </w:rPr>
         <w:t>社群功能可擴展性高：未來可加入排行榜、班級群組、師生互動等功能，拓展至教育機構市場。</w:t>
+      </w:r>
+    </w:p>
+    <w:p>
+      <w:pPr>
+        <w:widowControl/>
+        <w:rPr>
+          <w:sz w:val="30"/>
+          <w:szCs w:val="30"/>
+        </w:rPr>
+      </w:pPr>
+      <w:r>
+        <w:rPr>
+          <w:sz w:val="30"/>
+          <w:szCs w:val="30"/>
+        </w:rPr>
+        <w:br w:type="page"/>
+      </w:r>
+    </w:p>
+    <w:p>
+      <w:pPr>
+        <w:rPr>
+          <w:sz w:val="30"/>
+          <w:szCs w:val="30"/>
+        </w:rPr>
+      </w:pPr>
+      <w:r>
+        <w:rPr>
+          <w:rFonts w:hint="eastAsia"/>
+          <w:sz w:val="30"/>
+          <w:szCs w:val="30"/>
+        </w:rPr>
+        <w:lastRenderedPageBreak/>
+        <w:t>T</w:t>
+      </w:r>
+      <w:r>
+        <w:rPr>
+          <w:rFonts w:hint="eastAsia"/>
+          <w:sz w:val="30"/>
+          <w:szCs w:val="30"/>
+        </w:rPr>
+        <w:t>（威脅</w:t>
+      </w:r>
+      <w:r>
+        <w:rPr>
+          <w:rFonts w:hint="eastAsia"/>
+          <w:sz w:val="30"/>
+          <w:szCs w:val="30"/>
+        </w:rPr>
+        <w:t xml:space="preserve"> Threats</w:t>
+      </w:r>
+      <w:r>
+        <w:rPr>
+          <w:rFonts w:hint="eastAsia"/>
+          <w:sz w:val="30"/>
+          <w:szCs w:val="30"/>
+        </w:rPr>
+        <w:t>）</w:t>
+      </w:r>
+    </w:p>
+    <w:p>
+      <w:pPr>
+        <w:rPr>
+          <w:rFonts w:hint="eastAsia"/>
+          <w:sz w:val="30"/>
+          <w:szCs w:val="30"/>
+        </w:rPr>
+      </w:pPr>
+      <w:r>
+        <w:rPr>
+          <w:rFonts w:hint="eastAsia"/>
+          <w:sz w:val="30"/>
+          <w:szCs w:val="30"/>
+        </w:rPr>
+        <w:t>1.</w:t>
+      </w:r>
+      <w:r>
+        <w:rPr>
+          <w:rFonts w:hint="eastAsia"/>
+          <w:sz w:val="30"/>
+          <w:szCs w:val="30"/>
+        </w:rPr>
+        <w:t>既有競爭者品牌優勢強：</w:t>
+      </w:r>
+      <w:r>
+        <w:rPr>
+          <w:rFonts w:hint="eastAsia"/>
+          <w:sz w:val="30"/>
+          <w:szCs w:val="30"/>
+        </w:rPr>
+        <w:t>Duolingo</w:t>
+      </w:r>
+      <w:r>
+        <w:rPr>
+          <w:rFonts w:hint="eastAsia"/>
+          <w:sz w:val="30"/>
+          <w:szCs w:val="30"/>
+        </w:rPr>
+        <w:t>、</w:t>
+      </w:r>
+      <w:r>
+        <w:rPr>
+          <w:rFonts w:hint="eastAsia"/>
+          <w:sz w:val="30"/>
+          <w:szCs w:val="30"/>
+        </w:rPr>
+        <w:t xml:space="preserve">Busuu </w:t>
+      </w:r>
+      <w:r>
+        <w:rPr>
+          <w:rFonts w:hint="eastAsia"/>
+          <w:sz w:val="30"/>
+          <w:szCs w:val="30"/>
+        </w:rPr>
+        <w:t>等國際品牌已有大量使用者基礎與口碑。</w:t>
+      </w:r>
+    </w:p>
+    <w:p>
+      <w:pPr>
+        <w:rPr>
+          <w:rFonts w:hint="eastAsia"/>
+          <w:sz w:val="30"/>
+          <w:szCs w:val="30"/>
+        </w:rPr>
+      </w:pPr>
+      <w:r>
+        <w:rPr>
+          <w:rFonts w:hint="eastAsia"/>
+          <w:sz w:val="30"/>
+          <w:szCs w:val="30"/>
+        </w:rPr>
+        <w:t>2.</w:t>
+      </w:r>
+      <w:r>
+        <w:rPr>
+          <w:rFonts w:hint="eastAsia"/>
+          <w:sz w:val="30"/>
+          <w:szCs w:val="30"/>
+        </w:rPr>
+        <w:t>使用者學習熱度難以維持：語言學習</w:t>
+      </w:r>
+      <w:r>
+        <w:rPr>
+          <w:rFonts w:hint="eastAsia"/>
+          <w:sz w:val="30"/>
+          <w:szCs w:val="30"/>
+        </w:rPr>
+        <w:t xml:space="preserve"> App </w:t>
+      </w:r>
+      <w:r>
+        <w:rPr>
+          <w:rFonts w:hint="eastAsia"/>
+          <w:sz w:val="30"/>
+          <w:szCs w:val="30"/>
+        </w:rPr>
+        <w:t>普遍面臨使用者中途放棄的問題。</w:t>
+      </w:r>
+    </w:p>
+    <w:p>
+      <w:pPr>
+        <w:rPr>
+          <w:rFonts w:hint="eastAsia"/>
+          <w:sz w:val="30"/>
+          <w:szCs w:val="30"/>
+        </w:rPr>
+      </w:pPr>
+      <w:r>
+        <w:rPr>
+          <w:rFonts w:hint="eastAsia"/>
+          <w:sz w:val="30"/>
+          <w:szCs w:val="30"/>
+        </w:rPr>
+        <w:t>3.</w:t>
+      </w:r>
+      <w:r>
+        <w:rPr>
+          <w:rFonts w:hint="eastAsia"/>
+          <w:sz w:val="30"/>
+          <w:szCs w:val="30"/>
+        </w:rPr>
+        <w:t xml:space="preserve">AI </w:t>
+      </w:r>
+      <w:r>
+        <w:rPr>
+          <w:rFonts w:hint="eastAsia"/>
+          <w:sz w:val="30"/>
+          <w:szCs w:val="30"/>
+        </w:rPr>
+        <w:t>服務成本與限制：</w:t>
+      </w:r>
+      <w:r>
+        <w:rPr>
+          <w:rFonts w:hint="eastAsia"/>
+          <w:sz w:val="30"/>
+          <w:szCs w:val="30"/>
+        </w:rPr>
+        <w:t xml:space="preserve">Google Gemini API </w:t>
+      </w:r>
+      <w:r>
+        <w:rPr>
+          <w:rFonts w:hint="eastAsia"/>
+          <w:sz w:val="30"/>
+          <w:szCs w:val="30"/>
+        </w:rPr>
+        <w:t>有使用額度限制，大量使用者同時使用可能產生高額費用。</w:t>
+      </w:r>
+    </w:p>
+    <w:p>
+      <w:pPr>
+        <w:rPr>
+          <w:rFonts w:hint="eastAsia"/>
+          <w:sz w:val="30"/>
+          <w:szCs w:val="30"/>
+        </w:rPr>
+      </w:pPr>
+      <w:r>
+        <w:rPr>
+          <w:rFonts w:hint="eastAsia"/>
+          <w:sz w:val="30"/>
+          <w:szCs w:val="30"/>
+        </w:rPr>
+        <w:t>4.</w:t>
+      </w:r>
+      <w:r>
+        <w:rPr>
+          <w:rFonts w:hint="eastAsia"/>
+          <w:sz w:val="30"/>
+          <w:szCs w:val="30"/>
+        </w:rPr>
+        <w:t>手機硬體差異：不同品牌、型號的手機相機品質差異大，影響拍照辨識效果。</w:t>
+      </w:r>
+    </w:p>
+    <w:p>
+      <w:pPr>
+        <w:rPr>
+          <w:rFonts w:hint="eastAsia"/>
+          <w:sz w:val="30"/>
+          <w:szCs w:val="30"/>
+        </w:rPr>
+      </w:pPr>
+      <w:r>
+        <w:rPr>
+          <w:rFonts w:hint="eastAsia"/>
+          <w:sz w:val="30"/>
+          <w:szCs w:val="30"/>
+        </w:rPr>
+        <w:t>5.</w:t>
+      </w:r>
+      <w:r>
+        <w:rPr>
+          <w:rFonts w:hint="eastAsia"/>
+          <w:sz w:val="30"/>
+          <w:szCs w:val="30"/>
+        </w:rPr>
+        <w:t>隱私與資料安全疑慮：拍照上傳涉及使用者隱私，需妥善處理資料保護問題。</w:t>
       </w:r>
     </w:p>
     <w:sectPr>

--- a/系統文件/第2章/2-4競爭力分析.docx
+++ b/系統文件/第2章/2-4競爭力分析.docx
@@ -7,8 +7,8 @@
         <w:rPr>
           <w:b/>
           <w:bCs/>
-          <w:sz w:val="30"/>
-          <w:szCs w:val="30"/>
+          <w:sz w:val="40"/>
+          <w:szCs w:val="40"/>
         </w:rPr>
       </w:pPr>
       <w:r>
@@ -16,8 +16,8 @@
           <w:rFonts w:hint="eastAsia"/>
           <w:b/>
           <w:bCs/>
-          <w:sz w:val="30"/>
-          <w:szCs w:val="30"/>
+          <w:sz w:val="40"/>
+          <w:szCs w:val="40"/>
         </w:rPr>
         <w:t xml:space="preserve">2-4 </w:t>
       </w:r>
@@ -25,8 +25,8 @@
         <w:rPr>
           <w:b/>
           <w:bCs/>
-          <w:sz w:val="30"/>
-          <w:szCs w:val="30"/>
+          <w:sz w:val="40"/>
+          <w:szCs w:val="40"/>
         </w:rPr>
         <w:t>競爭力分析</w:t>
       </w:r>
@@ -34,8 +34,8 @@
         <w:rPr>
           <w:b/>
           <w:bCs/>
-          <w:sz w:val="30"/>
-          <w:szCs w:val="30"/>
+          <w:sz w:val="40"/>
+          <w:szCs w:val="40"/>
         </w:rPr>
         <w:t>SWOT-TOWS</w:t>
       </w:r>
@@ -862,7 +862,6 @@
     <w:p>
       <w:pPr>
         <w:rPr>
-          <w:rFonts w:hint="eastAsia"/>
           <w:sz w:val="30"/>
           <w:szCs w:val="30"/>
         </w:rPr>
@@ -919,7 +918,6 @@
     <w:p>
       <w:pPr>
         <w:rPr>
-          <w:rFonts w:hint="eastAsia"/>
           <w:sz w:val="30"/>
           <w:szCs w:val="30"/>
         </w:rPr>
@@ -960,7 +958,6 @@
     <w:p>
       <w:pPr>
         <w:rPr>
-          <w:rFonts w:hint="eastAsia"/>
           <w:sz w:val="30"/>
           <w:szCs w:val="30"/>
         </w:rPr>
@@ -1009,7 +1006,6 @@
     <w:p>
       <w:pPr>
         <w:rPr>
-          <w:rFonts w:hint="eastAsia"/>
           <w:sz w:val="30"/>
           <w:szCs w:val="30"/>
         </w:rPr>
@@ -1034,7 +1030,6 @@
     <w:p>
       <w:pPr>
         <w:rPr>
-          <w:rFonts w:hint="eastAsia"/>
           <w:sz w:val="30"/>
           <w:szCs w:val="30"/>
         </w:rPr>
@@ -1054,6 +1049,55 @@
           <w:szCs w:val="30"/>
         </w:rPr>
         <w:t>隱私與資料安全疑慮：拍照上傳涉及使用者隱私，需妥善處理資料保護問題。</w:t>
+      </w:r>
+    </w:p>
+    <w:p>
+      <w:pPr>
+        <w:widowControl/>
+        <w:rPr>
+          <w:sz w:val="30"/>
+          <w:szCs w:val="30"/>
+        </w:rPr>
+      </w:pPr>
+      <w:r>
+        <w:rPr>
+          <w:sz w:val="30"/>
+          <w:szCs w:val="30"/>
+        </w:rPr>
+        <w:br w:type="page"/>
+      </w:r>
+    </w:p>
+    <w:p>
+      <w:pPr>
+        <w:rPr>
+          <w:sz w:val="36"/>
+          <w:szCs w:val="36"/>
+        </w:rPr>
+      </w:pPr>
+      <w:r>
+        <w:rPr>
+          <w:rFonts w:hint="eastAsia"/>
+          <w:sz w:val="36"/>
+          <w:szCs w:val="36"/>
+        </w:rPr>
+        <w:lastRenderedPageBreak/>
+        <w:t>二、</w:t>
+      </w:r>
+      <w:r>
+        <w:rPr>
+          <w:rFonts w:hint="eastAsia"/>
+          <w:sz w:val="36"/>
+          <w:szCs w:val="36"/>
+        </w:rPr>
+        <w:t xml:space="preserve">TOWS </w:t>
+      </w:r>
+      <w:r>
+        <w:rPr>
+          <w:rFonts w:hint="eastAsia"/>
+          <w:sz w:val="36"/>
+          <w:szCs w:val="36"/>
+        </w:rPr>
+        <w:t>策略矩陣</w:t>
       </w:r>
     </w:p>
     <w:sectPr>

--- a/系統文件/第2章/2-4競爭力分析.docx
+++ b/系統文件/第2章/2-4競爭力分析.docx
@@ -1081,7 +1081,482 @@
           <w:szCs w:val="36"/>
         </w:rPr>
         <w:lastRenderedPageBreak/>
-        <w:t>二、</w:t>
+        <w:t>二</w:t>
+      </w:r>
+    </w:p>
+    <w:p>
+      <w:pPr>
+        <w:widowControl/>
+        <w:rPr>
+          <w:sz w:val="36"/>
+          <w:szCs w:val="36"/>
+        </w:rPr>
+      </w:pPr>
+      <w:r>
+        <w:rPr>
+          <w:sz w:val="36"/>
+          <w:szCs w:val="36"/>
+        </w:rPr>
+        <w:br w:type="page"/>
+      </w:r>
+    </w:p>
+    <w:tbl>
+      <w:tblPr>
+        <w:tblStyle w:val="a3"/>
+        <w:tblW w:w="10915" w:type="dxa"/>
+        <w:tblInd w:w="-1139" w:type="dxa"/>
+        <w:tblLook w:val="04A0" w:firstRow="1" w:lastRow="0" w:firstColumn="1" w:lastColumn="0" w:noHBand="0" w:noVBand="1"/>
+      </w:tblPr>
+      <w:tblGrid>
+        <w:gridCol w:w="5529"/>
+        <w:gridCol w:w="5386"/>
+      </w:tblGrid>
+      <w:tr>
+        <w:tc>
+          <w:tcPr>
+            <w:tcW w:w="5529" w:type="dxa"/>
+          </w:tcPr>
+          <w:p>
+            <w:pPr>
+              <w:jc w:val="center"/>
+              <w:rPr>
+                <w:sz w:val="36"/>
+                <w:szCs w:val="36"/>
+              </w:rPr>
+            </w:pPr>
+            <w:r>
+              <w:rPr>
+                <w:rFonts w:hint="eastAsia"/>
+                <w:sz w:val="36"/>
+                <w:szCs w:val="36"/>
+              </w:rPr>
+              <w:lastRenderedPageBreak/>
+              <w:t>優勢</w:t>
+            </w:r>
+            <w:r>
+              <w:rPr>
+                <w:rFonts w:hint="eastAsia"/>
+                <w:sz w:val="36"/>
+                <w:szCs w:val="36"/>
+              </w:rPr>
+              <w:t xml:space="preserve"> (Strengths)</w:t>
+            </w:r>
+          </w:p>
+        </w:tc>
+        <w:tc>
+          <w:tcPr>
+            <w:tcW w:w="5386" w:type="dxa"/>
+          </w:tcPr>
+          <w:p>
+            <w:pPr>
+              <w:jc w:val="center"/>
+              <w:rPr>
+                <w:sz w:val="36"/>
+                <w:szCs w:val="36"/>
+              </w:rPr>
+            </w:pPr>
+            <w:r>
+              <w:rPr>
+                <w:rFonts w:hint="eastAsia"/>
+                <w:sz w:val="36"/>
+                <w:szCs w:val="36"/>
+              </w:rPr>
+              <w:t>劣勢</w:t>
+            </w:r>
+            <w:r>
+              <w:rPr>
+                <w:rFonts w:hint="eastAsia"/>
+                <w:sz w:val="36"/>
+                <w:szCs w:val="36"/>
+              </w:rPr>
+              <w:t xml:space="preserve"> (Weaknesses)</w:t>
+            </w:r>
+          </w:p>
+        </w:tc>
+      </w:tr>
+      <w:tr>
+        <w:trPr>
+          <w:trHeight w:val="3927"/>
+        </w:trPr>
+        <w:tc>
+          <w:tcPr>
+            <w:tcW w:w="5529" w:type="dxa"/>
+          </w:tcPr>
+          <w:p>
+            <w:pPr>
+              <w:pStyle w:val="a4"/>
+              <w:numPr>
+                <w:ilvl w:val="0"/>
+                <w:numId w:val="3"/>
+              </w:numPr>
+              <w:ind w:leftChars="0"/>
+              <w:rPr>
+                <w:rFonts w:ascii="標楷體" w:eastAsia="標楷體" w:hAnsi="標楷體"/>
+                <w:sz w:val="30"/>
+                <w:szCs w:val="30"/>
+              </w:rPr>
+            </w:pPr>
+            <w:r>
+              <w:rPr>
+                <w:rFonts w:ascii="標楷體" w:eastAsia="標楷體" w:hAnsi="標楷體" w:hint="eastAsia"/>
+                <w:sz w:val="30"/>
+                <w:szCs w:val="30"/>
+              </w:rPr>
+              <w:t>拍照即學，學習門檻低，生活即教材</w:t>
+            </w:r>
+          </w:p>
+          <w:p>
+            <w:pPr>
+              <w:pStyle w:val="a4"/>
+              <w:numPr>
+                <w:ilvl w:val="0"/>
+                <w:numId w:val="3"/>
+              </w:numPr>
+              <w:ind w:leftChars="0"/>
+              <w:rPr>
+                <w:rFonts w:ascii="標楷體" w:eastAsia="標楷體" w:hAnsi="標楷體"/>
+                <w:sz w:val="30"/>
+                <w:szCs w:val="30"/>
+              </w:rPr>
+            </w:pPr>
+            <w:r>
+              <w:rPr>
+                <w:rFonts w:ascii="標楷體" w:eastAsia="標楷體" w:hAnsi="標楷體" w:hint="eastAsia"/>
+                <w:sz w:val="30"/>
+                <w:szCs w:val="30"/>
+              </w:rPr>
+              <w:t>情境化單字記憶點強，優於傳統背單字</w:t>
+            </w:r>
+          </w:p>
+          <w:p>
+            <w:pPr>
+              <w:pStyle w:val="a4"/>
+              <w:numPr>
+                <w:ilvl w:val="0"/>
+                <w:numId w:val="3"/>
+              </w:numPr>
+              <w:ind w:leftChars="0"/>
+              <w:rPr>
+                <w:rFonts w:ascii="標楷體" w:eastAsia="標楷體" w:hAnsi="標楷體"/>
+                <w:sz w:val="30"/>
+                <w:szCs w:val="30"/>
+              </w:rPr>
+            </w:pPr>
+            <w:r>
+              <w:rPr>
+                <w:rFonts w:ascii="標楷體" w:eastAsia="標楷體" w:hAnsi="標楷體" w:hint="eastAsia"/>
+                <w:sz w:val="30"/>
+                <w:szCs w:val="30"/>
+              </w:rPr>
+              <w:t>社群互動（好友、小組、徽章）提升黏著度</w:t>
+            </w:r>
+          </w:p>
+          <w:p>
+            <w:pPr>
+              <w:pStyle w:val="a4"/>
+              <w:numPr>
+                <w:ilvl w:val="0"/>
+                <w:numId w:val="3"/>
+              </w:numPr>
+              <w:ind w:leftChars="0"/>
+              <w:rPr>
+                <w:rFonts w:ascii="標楷體" w:eastAsia="標楷體" w:hAnsi="標楷體"/>
+                <w:sz w:val="30"/>
+                <w:szCs w:val="30"/>
+              </w:rPr>
+            </w:pPr>
+            <w:r>
+              <w:rPr>
+                <w:rFonts w:ascii="標楷體" w:eastAsia="標楷體" w:hAnsi="標楷體" w:hint="eastAsia"/>
+                <w:sz w:val="30"/>
+                <w:szCs w:val="30"/>
+              </w:rPr>
+              <w:t>整合 Google Gemini AI，功能多元</w:t>
+            </w:r>
+          </w:p>
+          <w:p>
+            <w:pPr>
+              <w:pStyle w:val="a4"/>
+              <w:numPr>
+                <w:ilvl w:val="0"/>
+                <w:numId w:val="3"/>
+              </w:numPr>
+              <w:ind w:leftChars="0"/>
+              <w:rPr>
+                <w:rFonts w:hint="eastAsia"/>
+                <w:sz w:val="30"/>
+                <w:szCs w:val="30"/>
+              </w:rPr>
+            </w:pPr>
+            <w:r>
+              <w:rPr>
+                <w:rFonts w:ascii="標楷體" w:eastAsia="標楷體" w:hAnsi="標楷體" w:hint="eastAsia"/>
+                <w:sz w:val="30"/>
+                <w:szCs w:val="30"/>
+              </w:rPr>
+              <w:t>個人化設定完善（字體、通知、收</w:t>
+            </w:r>
+            <w:r>
+              <w:rPr>
+                <w:rFonts w:ascii="標楷體" w:eastAsia="標楷體" w:hAnsi="標楷體" w:hint="eastAsia"/>
+                <w:sz w:val="30"/>
+                <w:szCs w:val="30"/>
+              </w:rPr>
+              <w:t>藏</w:t>
+            </w:r>
+            <w:r>
+              <w:rPr>
+                <w:rFonts w:ascii="標楷體" w:eastAsia="標楷體" w:hAnsi="標楷體" w:hint="eastAsia"/>
+                <w:sz w:val="30"/>
+                <w:szCs w:val="30"/>
+              </w:rPr>
+              <w:t>夾）</w:t>
+            </w:r>
+          </w:p>
+        </w:tc>
+        <w:tc>
+          <w:tcPr>
+            <w:tcW w:w="5386" w:type="dxa"/>
+          </w:tcPr>
+          <w:p>
+            <w:pPr>
+              <w:pStyle w:val="a4"/>
+              <w:numPr>
+                <w:ilvl w:val="0"/>
+                <w:numId w:val="3"/>
+              </w:numPr>
+              <w:ind w:leftChars="0"/>
+              <w:rPr>
+                <w:sz w:val="30"/>
+                <w:szCs w:val="30"/>
+              </w:rPr>
+            </w:pPr>
+            <w:r>
+              <w:rPr>
+                <w:rFonts w:ascii="標楷體" w:eastAsia="標楷體" w:hAnsi="標楷體" w:hint="eastAsia"/>
+                <w:sz w:val="30"/>
+                <w:szCs w:val="30"/>
+              </w:rPr>
+              <w:t>AI 辨識準確度易受照片品質影響</w:t>
+            </w:r>
+          </w:p>
+          <w:p>
+            <w:pPr>
+              <w:pStyle w:val="a4"/>
+              <w:numPr>
+                <w:ilvl w:val="0"/>
+                <w:numId w:val="3"/>
+              </w:numPr>
+              <w:ind w:leftChars="0"/>
+              <w:rPr>
+                <w:sz w:val="30"/>
+                <w:szCs w:val="30"/>
+              </w:rPr>
+            </w:pPr>
+            <w:r>
+              <w:rPr>
+                <w:rFonts w:ascii="標楷體" w:eastAsia="標楷體" w:hAnsi="標楷體" w:hint="eastAsia"/>
+                <w:sz w:val="30"/>
+                <w:szCs w:val="30"/>
+              </w:rPr>
+              <w:t>單字內容依賴 AI 生成，專業度待加強</w:t>
+            </w:r>
+          </w:p>
+          <w:p>
+            <w:pPr>
+              <w:pStyle w:val="a4"/>
+              <w:numPr>
+                <w:ilvl w:val="0"/>
+                <w:numId w:val="3"/>
+              </w:numPr>
+              <w:ind w:leftChars="0"/>
+              <w:rPr>
+                <w:sz w:val="30"/>
+                <w:szCs w:val="30"/>
+              </w:rPr>
+            </w:pPr>
+            <w:r>
+              <w:rPr>
+                <w:rFonts w:ascii="標楷體" w:eastAsia="標楷體" w:hAnsi="標楷體" w:hint="eastAsia"/>
+                <w:sz w:val="30"/>
+                <w:szCs w:val="30"/>
+              </w:rPr>
+              <w:t>需連網使用，無離線學習功能</w:t>
+            </w:r>
+          </w:p>
+          <w:p>
+            <w:pPr>
+              <w:rPr>
+                <w:rFonts w:hint="eastAsia"/>
+                <w:sz w:val="30"/>
+                <w:szCs w:val="30"/>
+              </w:rPr>
+            </w:pPr>
+          </w:p>
+        </w:tc>
+      </w:tr>
+      <w:tr>
+        <w:tc>
+          <w:tcPr>
+            <w:tcW w:w="5529" w:type="dxa"/>
+          </w:tcPr>
+          <w:p>
+            <w:pPr>
+              <w:jc w:val="center"/>
+              <w:rPr>
+                <w:sz w:val="36"/>
+                <w:szCs w:val="36"/>
+              </w:rPr>
+            </w:pPr>
+            <w:r>
+              <w:rPr>
+                <w:rFonts w:hint="eastAsia"/>
+                <w:sz w:val="36"/>
+                <w:szCs w:val="36"/>
+              </w:rPr>
+              <w:t>機會</w:t>
+            </w:r>
+            <w:r>
+              <w:rPr>
+                <w:rFonts w:hint="eastAsia"/>
+                <w:sz w:val="36"/>
+                <w:szCs w:val="36"/>
+              </w:rPr>
+              <w:t xml:space="preserve"> (Opportunities)</w:t>
+            </w:r>
+          </w:p>
+        </w:tc>
+        <w:tc>
+          <w:tcPr>
+            <w:tcW w:w="5386" w:type="dxa"/>
+          </w:tcPr>
+          <w:p>
+            <w:pPr>
+              <w:jc w:val="center"/>
+              <w:rPr>
+                <w:sz w:val="36"/>
+                <w:szCs w:val="36"/>
+              </w:rPr>
+            </w:pPr>
+            <w:r>
+              <w:rPr>
+                <w:rFonts w:hint="eastAsia"/>
+                <w:sz w:val="36"/>
+                <w:szCs w:val="36"/>
+              </w:rPr>
+              <w:t>威脅</w:t>
+            </w:r>
+            <w:r>
+              <w:rPr>
+                <w:rFonts w:hint="eastAsia"/>
+                <w:sz w:val="36"/>
+                <w:szCs w:val="36"/>
+              </w:rPr>
+              <w:t xml:space="preserve"> (Threats)</w:t>
+            </w:r>
+          </w:p>
+        </w:tc>
+      </w:tr>
+      <w:tr>
+        <w:trPr>
+          <w:trHeight w:val="5935"/>
+        </w:trPr>
+        <w:tc>
+          <w:tcPr>
+            <w:tcW w:w="5529" w:type="dxa"/>
+          </w:tcPr>
+          <w:p>
+            <w:pPr>
+              <w:pStyle w:val="a4"/>
+              <w:numPr>
+                <w:ilvl w:val="0"/>
+                <w:numId w:val="4"/>
+              </w:numPr>
+              <w:ind w:leftChars="0"/>
+              <w:rPr>
+                <w:sz w:val="36"/>
+                <w:szCs w:val="36"/>
+              </w:rPr>
+            </w:pPr>
+            <w:r>
+              <w:rPr>
+                <w:rFonts w:ascii="標楷體" w:eastAsia="標楷體" w:hAnsi="標楷體" w:hint="eastAsia"/>
+                <w:sz w:val="30"/>
+                <w:szCs w:val="30"/>
+              </w:rPr>
+              <w:t>赴日觀光人次持續成長，旅遊日文需求大</w:t>
+            </w:r>
+          </w:p>
+          <w:p>
+            <w:pPr>
+              <w:pStyle w:val="a4"/>
+              <w:numPr>
+                <w:ilvl w:val="0"/>
+                <w:numId w:val="4"/>
+              </w:numPr>
+              <w:ind w:leftChars="0"/>
+              <w:rPr>
+                <w:sz w:val="36"/>
+                <w:szCs w:val="36"/>
+              </w:rPr>
+            </w:pPr>
+          </w:p>
+        </w:tc>
+        <w:tc>
+          <w:tcPr>
+            <w:tcW w:w="5386" w:type="dxa"/>
+          </w:tcPr>
+          <w:p>
+            <w:pPr>
+              <w:rPr>
+                <w:sz w:val="36"/>
+                <w:szCs w:val="36"/>
+              </w:rPr>
+            </w:pPr>
+          </w:p>
+        </w:tc>
+      </w:tr>
+    </w:tbl>
+    <w:p>
+      <w:pPr>
+        <w:rPr>
+          <w:sz w:val="36"/>
+          <w:szCs w:val="36"/>
+        </w:rPr>
+      </w:pPr>
+    </w:p>
+    <w:p>
+      <w:pPr>
+        <w:widowControl/>
+        <w:rPr>
+          <w:sz w:val="36"/>
+          <w:szCs w:val="36"/>
+        </w:rPr>
+      </w:pPr>
+      <w:r>
+        <w:rPr>
+          <w:sz w:val="36"/>
+          <w:szCs w:val="36"/>
+        </w:rPr>
+        <w:lastRenderedPageBreak/>
+        <w:br w:type="page"/>
+      </w:r>
+    </w:p>
+    <w:p>
+      <w:pPr>
+        <w:rPr>
+          <w:sz w:val="36"/>
+          <w:szCs w:val="36"/>
+        </w:rPr>
+      </w:pPr>
+      <w:r>
+        <w:rPr>
+          <w:rFonts w:hint="eastAsia"/>
+          <w:sz w:val="36"/>
+          <w:szCs w:val="36"/>
+        </w:rPr>
+        <w:lastRenderedPageBreak/>
+        <w:t>、</w:t>
       </w:r>
       <w:r>
         <w:rPr>
@@ -1108,6 +1583,475 @@
     </w:sectPr>
   </w:body>
 </w:document>
+</file>
+
+<file path=word/numbering.xml><?xml version="1.0" encoding="utf-8"?>
+<w:numbering xmlns:wpc="http://schemas.microsoft.com/office/word/2010/wordprocessingCanvas" xmlns:cx="http://schemas.microsoft.com/office/drawing/2014/chartex" xmlns:cx1="http://schemas.microsoft.com/office/drawing/2015/9/8/chartex" xmlns:cx2="http://schemas.microsoft.com/office/drawing/2015/10/21/chartex" xmlns:cx3="http://schemas.microsoft.com/office/drawing/2016/5/9/chartex" xmlns:cx4="http://schemas.microsoft.com/office/drawing/2016/5/10/chartex" xmlns:cx5="http://schemas.microsoft.com/office/drawing/2016/5/11/chartex" xmlns:cx6="http://schemas.microsoft.com/office/drawing/2016/5/12/chartex" xmlns:cx7="http://schemas.microsoft.com/office/drawing/2016/5/13/chartex" xmlns:cx8="http://schemas.microsoft.com/office/drawing/2016/5/14/chartex" xmlns:mc="http://schemas.openxmlformats.org/markup-compatibility/2006" xmlns:aink="http://schemas.microsoft.com/office/drawing/2016/ink" xmlns:am3d="http://schemas.microsoft.com/office/drawing/2017/model3d" xmlns:o="urn:schemas-microsoft-com:office:office" xmlns:r="http://schemas.openxmlformats.org/officeDocument/2006/relationships" xmlns:m="http://schemas.openxmlformats.org/officeDocument/2006/math" xmlns:v="urn:schemas-microsoft-com:vml" xmlns:wp14="http://schemas.microsoft.com/office/word/2010/wordprocessingDrawing" xmlns:wp="http://schemas.openxmlformats.org/drawingml/2006/wordprocessingDrawing" xmlns:w10="urn:schemas-microsoft-com:office:word" xmlns:w="http://schemas.openxmlformats.org/wordprocessingml/2006/main" xmlns:w14="http://schemas.microsoft.com/office/word/2010/wordml" xmlns:w15="http://schemas.microsoft.com/office/word/2012/wordml" xmlns:w16cex="http://schemas.microsoft.com/office/word/2018/wordml/cex" xmlns:w16cid="http://schemas.microsoft.com/office/word/2016/wordml/cid" xmlns:w16="http://schemas.microsoft.com/office/word/2018/wordml" xmlns:w16sdtdh="http://schemas.microsoft.com/office/word/2020/wordml/sdtdatahash" xmlns:w16se="http://schemas.microsoft.com/office/word/2015/wordml/symex" xmlns:wpg="http://schemas.microsoft.com/office/word/2010/wordprocessingGroup" xmlns:wpi="http://schemas.microsoft.com/office/word/2010/wordprocessingInk" xmlns:wne="http://schemas.microsoft.com/office/word/2006/wordml" xmlns:wps="http://schemas.microsoft.com/office/word/2010/wordprocessingShape" mc:Ignorable="w14 w15 w16se w16cid w16 w16cex w16sdtdh wp14">
+  <w:abstractNum w:abstractNumId="0" w15:restartNumberingAfterBreak="0">
+    <w:nsid w:val="1DFE5FBA"/>
+    <w:multiLevelType w:val="hybridMultilevel"/>
+    <w:tmpl w:val="239A3C3A"/>
+    <w:lvl w:ilvl="0" w:tplc="3C166F56">
+      <w:start w:val="1"/>
+      <w:numFmt w:val="bullet"/>
+      <w:lvlText w:val=""/>
+      <w:lvlJc w:val="left"/>
+      <w:pPr>
+        <w:ind w:left="480" w:hanging="480"/>
+      </w:pPr>
+      <w:rPr>
+        <w:rFonts w:ascii="Wingdings" w:hAnsi="Wingdings" w:hint="default"/>
+      </w:rPr>
+    </w:lvl>
+    <w:lvl w:ilvl="1" w:tplc="04090003" w:tentative="1">
+      <w:start w:val="1"/>
+      <w:numFmt w:val="bullet"/>
+      <w:lvlText w:val=""/>
+      <w:lvlJc w:val="left"/>
+      <w:pPr>
+        <w:ind w:left="960" w:hanging="480"/>
+      </w:pPr>
+      <w:rPr>
+        <w:rFonts w:ascii="Wingdings" w:hAnsi="Wingdings" w:hint="default"/>
+      </w:rPr>
+    </w:lvl>
+    <w:lvl w:ilvl="2" w:tplc="04090005" w:tentative="1">
+      <w:start w:val="1"/>
+      <w:numFmt w:val="bullet"/>
+      <w:lvlText w:val=""/>
+      <w:lvlJc w:val="left"/>
+      <w:pPr>
+        <w:ind w:left="1440" w:hanging="480"/>
+      </w:pPr>
+      <w:rPr>
+        <w:rFonts w:ascii="Wingdings" w:hAnsi="Wingdings" w:hint="default"/>
+      </w:rPr>
+    </w:lvl>
+    <w:lvl w:ilvl="3" w:tplc="04090001" w:tentative="1">
+      <w:start w:val="1"/>
+      <w:numFmt w:val="bullet"/>
+      <w:lvlText w:val=""/>
+      <w:lvlJc w:val="left"/>
+      <w:pPr>
+        <w:ind w:left="1920" w:hanging="480"/>
+      </w:pPr>
+      <w:rPr>
+        <w:rFonts w:ascii="Wingdings" w:hAnsi="Wingdings" w:hint="default"/>
+      </w:rPr>
+    </w:lvl>
+    <w:lvl w:ilvl="4" w:tplc="04090003" w:tentative="1">
+      <w:start w:val="1"/>
+      <w:numFmt w:val="bullet"/>
+      <w:lvlText w:val=""/>
+      <w:lvlJc w:val="left"/>
+      <w:pPr>
+        <w:ind w:left="2400" w:hanging="480"/>
+      </w:pPr>
+      <w:rPr>
+        <w:rFonts w:ascii="Wingdings" w:hAnsi="Wingdings" w:hint="default"/>
+      </w:rPr>
+    </w:lvl>
+    <w:lvl w:ilvl="5" w:tplc="04090005" w:tentative="1">
+      <w:start w:val="1"/>
+      <w:numFmt w:val="bullet"/>
+      <w:lvlText w:val=""/>
+      <w:lvlJc w:val="left"/>
+      <w:pPr>
+        <w:ind w:left="2880" w:hanging="480"/>
+      </w:pPr>
+      <w:rPr>
+        <w:rFonts w:ascii="Wingdings" w:hAnsi="Wingdings" w:hint="default"/>
+      </w:rPr>
+    </w:lvl>
+    <w:lvl w:ilvl="6" w:tplc="04090001" w:tentative="1">
+      <w:start w:val="1"/>
+      <w:numFmt w:val="bullet"/>
+      <w:lvlText w:val=""/>
+      <w:lvlJc w:val="left"/>
+      <w:pPr>
+        <w:ind w:left="3360" w:hanging="480"/>
+      </w:pPr>
+      <w:rPr>
+        <w:rFonts w:ascii="Wingdings" w:hAnsi="Wingdings" w:hint="default"/>
+      </w:rPr>
+    </w:lvl>
+    <w:lvl w:ilvl="7" w:tplc="04090003" w:tentative="1">
+      <w:start w:val="1"/>
+      <w:numFmt w:val="bullet"/>
+      <w:lvlText w:val=""/>
+      <w:lvlJc w:val="left"/>
+      <w:pPr>
+        <w:ind w:left="3840" w:hanging="480"/>
+      </w:pPr>
+      <w:rPr>
+        <w:rFonts w:ascii="Wingdings" w:hAnsi="Wingdings" w:hint="default"/>
+      </w:rPr>
+    </w:lvl>
+    <w:lvl w:ilvl="8" w:tplc="04090005" w:tentative="1">
+      <w:start w:val="1"/>
+      <w:numFmt w:val="bullet"/>
+      <w:lvlText w:val=""/>
+      <w:lvlJc w:val="left"/>
+      <w:pPr>
+        <w:ind w:left="4320" w:hanging="480"/>
+      </w:pPr>
+      <w:rPr>
+        <w:rFonts w:ascii="Wingdings" w:hAnsi="Wingdings" w:hint="default"/>
+      </w:rPr>
+    </w:lvl>
+  </w:abstractNum>
+  <w:abstractNum w:abstractNumId="1" w15:restartNumberingAfterBreak="0">
+    <w:nsid w:val="37C371EE"/>
+    <w:multiLevelType w:val="hybridMultilevel"/>
+    <w:tmpl w:val="21204CD4"/>
+    <w:lvl w:ilvl="0" w:tplc="04090001">
+      <w:start w:val="1"/>
+      <w:numFmt w:val="bullet"/>
+      <w:lvlText w:val=""/>
+      <w:lvlJc w:val="left"/>
+      <w:pPr>
+        <w:ind w:left="480" w:hanging="480"/>
+      </w:pPr>
+      <w:rPr>
+        <w:rFonts w:ascii="Wingdings" w:hAnsi="Wingdings" w:hint="default"/>
+      </w:rPr>
+    </w:lvl>
+    <w:lvl w:ilvl="1" w:tplc="04090003" w:tentative="1">
+      <w:start w:val="1"/>
+      <w:numFmt w:val="bullet"/>
+      <w:lvlText w:val=""/>
+      <w:lvlJc w:val="left"/>
+      <w:pPr>
+        <w:ind w:left="960" w:hanging="480"/>
+      </w:pPr>
+      <w:rPr>
+        <w:rFonts w:ascii="Wingdings" w:hAnsi="Wingdings" w:hint="default"/>
+      </w:rPr>
+    </w:lvl>
+    <w:lvl w:ilvl="2" w:tplc="04090005" w:tentative="1">
+      <w:start w:val="1"/>
+      <w:numFmt w:val="bullet"/>
+      <w:lvlText w:val=""/>
+      <w:lvlJc w:val="left"/>
+      <w:pPr>
+        <w:ind w:left="1440" w:hanging="480"/>
+      </w:pPr>
+      <w:rPr>
+        <w:rFonts w:ascii="Wingdings" w:hAnsi="Wingdings" w:hint="default"/>
+      </w:rPr>
+    </w:lvl>
+    <w:lvl w:ilvl="3" w:tplc="04090001" w:tentative="1">
+      <w:start w:val="1"/>
+      <w:numFmt w:val="bullet"/>
+      <w:lvlText w:val=""/>
+      <w:lvlJc w:val="left"/>
+      <w:pPr>
+        <w:ind w:left="1920" w:hanging="480"/>
+      </w:pPr>
+      <w:rPr>
+        <w:rFonts w:ascii="Wingdings" w:hAnsi="Wingdings" w:hint="default"/>
+      </w:rPr>
+    </w:lvl>
+    <w:lvl w:ilvl="4" w:tplc="04090003" w:tentative="1">
+      <w:start w:val="1"/>
+      <w:numFmt w:val="bullet"/>
+      <w:lvlText w:val=""/>
+      <w:lvlJc w:val="left"/>
+      <w:pPr>
+        <w:ind w:left="2400" w:hanging="480"/>
+      </w:pPr>
+      <w:rPr>
+        <w:rFonts w:ascii="Wingdings" w:hAnsi="Wingdings" w:hint="default"/>
+      </w:rPr>
+    </w:lvl>
+    <w:lvl w:ilvl="5" w:tplc="04090005" w:tentative="1">
+      <w:start w:val="1"/>
+      <w:numFmt w:val="bullet"/>
+      <w:lvlText w:val=""/>
+      <w:lvlJc w:val="left"/>
+      <w:pPr>
+        <w:ind w:left="2880" w:hanging="480"/>
+      </w:pPr>
+      <w:rPr>
+        <w:rFonts w:ascii="Wingdings" w:hAnsi="Wingdings" w:hint="default"/>
+      </w:rPr>
+    </w:lvl>
+    <w:lvl w:ilvl="6" w:tplc="04090001" w:tentative="1">
+      <w:start w:val="1"/>
+      <w:numFmt w:val="bullet"/>
+      <w:lvlText w:val=""/>
+      <w:lvlJc w:val="left"/>
+      <w:pPr>
+        <w:ind w:left="3360" w:hanging="480"/>
+      </w:pPr>
+      <w:rPr>
+        <w:rFonts w:ascii="Wingdings" w:hAnsi="Wingdings" w:hint="default"/>
+      </w:rPr>
+    </w:lvl>
+    <w:lvl w:ilvl="7" w:tplc="04090003" w:tentative="1">
+      <w:start w:val="1"/>
+      <w:numFmt w:val="bullet"/>
+      <w:lvlText w:val=""/>
+      <w:lvlJc w:val="left"/>
+      <w:pPr>
+        <w:ind w:left="3840" w:hanging="480"/>
+      </w:pPr>
+      <w:rPr>
+        <w:rFonts w:ascii="Wingdings" w:hAnsi="Wingdings" w:hint="default"/>
+      </w:rPr>
+    </w:lvl>
+    <w:lvl w:ilvl="8" w:tplc="04090005" w:tentative="1">
+      <w:start w:val="1"/>
+      <w:numFmt w:val="bullet"/>
+      <w:lvlText w:val=""/>
+      <w:lvlJc w:val="left"/>
+      <w:pPr>
+        <w:ind w:left="4320" w:hanging="480"/>
+      </w:pPr>
+      <w:rPr>
+        <w:rFonts w:ascii="Wingdings" w:hAnsi="Wingdings" w:hint="default"/>
+      </w:rPr>
+    </w:lvl>
+  </w:abstractNum>
+  <w:abstractNum w:abstractNumId="2" w15:restartNumberingAfterBreak="0">
+    <w:nsid w:val="64F60D26"/>
+    <w:multiLevelType w:val="hybridMultilevel"/>
+    <w:tmpl w:val="210655E2"/>
+    <w:lvl w:ilvl="0" w:tplc="3C166F56">
+      <w:start w:val="1"/>
+      <w:numFmt w:val="bullet"/>
+      <w:lvlText w:val=""/>
+      <w:lvlJc w:val="left"/>
+      <w:pPr>
+        <w:ind w:left="480" w:hanging="480"/>
+      </w:pPr>
+      <w:rPr>
+        <w:rFonts w:ascii="Wingdings" w:hAnsi="Wingdings" w:hint="default"/>
+      </w:rPr>
+    </w:lvl>
+    <w:lvl w:ilvl="1" w:tplc="04090003" w:tentative="1">
+      <w:start w:val="1"/>
+      <w:numFmt w:val="bullet"/>
+      <w:lvlText w:val=""/>
+      <w:lvlJc w:val="left"/>
+      <w:pPr>
+        <w:ind w:left="960" w:hanging="480"/>
+      </w:pPr>
+      <w:rPr>
+        <w:rFonts w:ascii="Wingdings" w:hAnsi="Wingdings" w:hint="default"/>
+      </w:rPr>
+    </w:lvl>
+    <w:lvl w:ilvl="2" w:tplc="04090005" w:tentative="1">
+      <w:start w:val="1"/>
+      <w:numFmt w:val="bullet"/>
+      <w:lvlText w:val=""/>
+      <w:lvlJc w:val="left"/>
+      <w:pPr>
+        <w:ind w:left="1440" w:hanging="480"/>
+      </w:pPr>
+      <w:rPr>
+        <w:rFonts w:ascii="Wingdings" w:hAnsi="Wingdings" w:hint="default"/>
+      </w:rPr>
+    </w:lvl>
+    <w:lvl w:ilvl="3" w:tplc="04090001" w:tentative="1">
+      <w:start w:val="1"/>
+      <w:numFmt w:val="bullet"/>
+      <w:lvlText w:val=""/>
+      <w:lvlJc w:val="left"/>
+      <w:pPr>
+        <w:ind w:left="1920" w:hanging="480"/>
+      </w:pPr>
+      <w:rPr>
+        <w:rFonts w:ascii="Wingdings" w:hAnsi="Wingdings" w:hint="default"/>
+      </w:rPr>
+    </w:lvl>
+    <w:lvl w:ilvl="4" w:tplc="04090003" w:tentative="1">
+      <w:start w:val="1"/>
+      <w:numFmt w:val="bullet"/>
+      <w:lvlText w:val=""/>
+      <w:lvlJc w:val="left"/>
+      <w:pPr>
+        <w:ind w:left="2400" w:hanging="480"/>
+      </w:pPr>
+      <w:rPr>
+        <w:rFonts w:ascii="Wingdings" w:hAnsi="Wingdings" w:hint="default"/>
+      </w:rPr>
+    </w:lvl>
+    <w:lvl w:ilvl="5" w:tplc="04090005" w:tentative="1">
+      <w:start w:val="1"/>
+      <w:numFmt w:val="bullet"/>
+      <w:lvlText w:val=""/>
+      <w:lvlJc w:val="left"/>
+      <w:pPr>
+        <w:ind w:left="2880" w:hanging="480"/>
+      </w:pPr>
+      <w:rPr>
+        <w:rFonts w:ascii="Wingdings" w:hAnsi="Wingdings" w:hint="default"/>
+      </w:rPr>
+    </w:lvl>
+    <w:lvl w:ilvl="6" w:tplc="04090001" w:tentative="1">
+      <w:start w:val="1"/>
+      <w:numFmt w:val="bullet"/>
+      <w:lvlText w:val=""/>
+      <w:lvlJc w:val="left"/>
+      <w:pPr>
+        <w:ind w:left="3360" w:hanging="480"/>
+      </w:pPr>
+      <w:rPr>
+        <w:rFonts w:ascii="Wingdings" w:hAnsi="Wingdings" w:hint="default"/>
+      </w:rPr>
+    </w:lvl>
+    <w:lvl w:ilvl="7" w:tplc="04090003" w:tentative="1">
+      <w:start w:val="1"/>
+      <w:numFmt w:val="bullet"/>
+      <w:lvlText w:val=""/>
+      <w:lvlJc w:val="left"/>
+      <w:pPr>
+        <w:ind w:left="3840" w:hanging="480"/>
+      </w:pPr>
+      <w:rPr>
+        <w:rFonts w:ascii="Wingdings" w:hAnsi="Wingdings" w:hint="default"/>
+      </w:rPr>
+    </w:lvl>
+    <w:lvl w:ilvl="8" w:tplc="04090005" w:tentative="1">
+      <w:start w:val="1"/>
+      <w:numFmt w:val="bullet"/>
+      <w:lvlText w:val=""/>
+      <w:lvlJc w:val="left"/>
+      <w:pPr>
+        <w:ind w:left="4320" w:hanging="480"/>
+      </w:pPr>
+      <w:rPr>
+        <w:rFonts w:ascii="Wingdings" w:hAnsi="Wingdings" w:hint="default"/>
+      </w:rPr>
+    </w:lvl>
+  </w:abstractNum>
+  <w:abstractNum w:abstractNumId="3" w15:restartNumberingAfterBreak="0">
+    <w:nsid w:val="6E34009D"/>
+    <w:multiLevelType w:val="hybridMultilevel"/>
+    <w:tmpl w:val="19A07362"/>
+    <w:lvl w:ilvl="0" w:tplc="3C166F56">
+      <w:start w:val="1"/>
+      <w:numFmt w:val="bullet"/>
+      <w:lvlText w:val=""/>
+      <w:lvlJc w:val="left"/>
+      <w:pPr>
+        <w:ind w:left="480" w:hanging="480"/>
+      </w:pPr>
+      <w:rPr>
+        <w:rFonts w:ascii="Wingdings" w:hAnsi="Wingdings" w:hint="default"/>
+      </w:rPr>
+    </w:lvl>
+    <w:lvl w:ilvl="1" w:tplc="04090003" w:tentative="1">
+      <w:start w:val="1"/>
+      <w:numFmt w:val="bullet"/>
+      <w:lvlText w:val=""/>
+      <w:lvlJc w:val="left"/>
+      <w:pPr>
+        <w:ind w:left="960" w:hanging="480"/>
+      </w:pPr>
+      <w:rPr>
+        <w:rFonts w:ascii="Wingdings" w:hAnsi="Wingdings" w:hint="default"/>
+      </w:rPr>
+    </w:lvl>
+    <w:lvl w:ilvl="2" w:tplc="04090005" w:tentative="1">
+      <w:start w:val="1"/>
+      <w:numFmt w:val="bullet"/>
+      <w:lvlText w:val=""/>
+      <w:lvlJc w:val="left"/>
+      <w:pPr>
+        <w:ind w:left="1440" w:hanging="480"/>
+      </w:pPr>
+      <w:rPr>
+        <w:rFonts w:ascii="Wingdings" w:hAnsi="Wingdings" w:hint="default"/>
+      </w:rPr>
+    </w:lvl>
+    <w:lvl w:ilvl="3" w:tplc="04090001" w:tentative="1">
+      <w:start w:val="1"/>
+      <w:numFmt w:val="bullet"/>
+      <w:lvlText w:val=""/>
+      <w:lvlJc w:val="left"/>
+      <w:pPr>
+        <w:ind w:left="1920" w:hanging="480"/>
+      </w:pPr>
+      <w:rPr>
+        <w:rFonts w:ascii="Wingdings" w:hAnsi="Wingdings" w:hint="default"/>
+      </w:rPr>
+    </w:lvl>
+    <w:lvl w:ilvl="4" w:tplc="04090003" w:tentative="1">
+      <w:start w:val="1"/>
+      <w:numFmt w:val="bullet"/>
+      <w:lvlText w:val=""/>
+      <w:lvlJc w:val="left"/>
+      <w:pPr>
+        <w:ind w:left="2400" w:hanging="480"/>
+      </w:pPr>
+      <w:rPr>
+        <w:rFonts w:ascii="Wingdings" w:hAnsi="Wingdings" w:hint="default"/>
+      </w:rPr>
+    </w:lvl>
+    <w:lvl w:ilvl="5" w:tplc="04090005" w:tentative="1">
+      <w:start w:val="1"/>
+      <w:numFmt w:val="bullet"/>
+      <w:lvlText w:val=""/>
+      <w:lvlJc w:val="left"/>
+      <w:pPr>
+        <w:ind w:left="2880" w:hanging="480"/>
+      </w:pPr>
+      <w:rPr>
+        <w:rFonts w:ascii="Wingdings" w:hAnsi="Wingdings" w:hint="default"/>
+      </w:rPr>
+    </w:lvl>
+    <w:lvl w:ilvl="6" w:tplc="04090001" w:tentative="1">
+      <w:start w:val="1"/>
+      <w:numFmt w:val="bullet"/>
+      <w:lvlText w:val=""/>
+      <w:lvlJc w:val="left"/>
+      <w:pPr>
+        <w:ind w:left="3360" w:hanging="480"/>
+      </w:pPr>
+      <w:rPr>
+        <w:rFonts w:ascii="Wingdings" w:hAnsi="Wingdings" w:hint="default"/>
+      </w:rPr>
+    </w:lvl>
+    <w:lvl w:ilvl="7" w:tplc="04090003" w:tentative="1">
+      <w:start w:val="1"/>
+      <w:numFmt w:val="bullet"/>
+      <w:lvlText w:val=""/>
+      <w:lvlJc w:val="left"/>
+      <w:pPr>
+        <w:ind w:left="3840" w:hanging="480"/>
+      </w:pPr>
+      <w:rPr>
+        <w:rFonts w:ascii="Wingdings" w:hAnsi="Wingdings" w:hint="default"/>
+      </w:rPr>
+    </w:lvl>
+    <w:lvl w:ilvl="8" w:tplc="04090005" w:tentative="1">
+      <w:start w:val="1"/>
+      <w:numFmt w:val="bullet"/>
+      <w:lvlText w:val=""/>
+      <w:lvlJc w:val="left"/>
+      <w:pPr>
+        <w:ind w:left="4320" w:hanging="480"/>
+      </w:pPr>
+      <w:rPr>
+        <w:rFonts w:ascii="Wingdings" w:hAnsi="Wingdings" w:hint="default"/>
+      </w:rPr>
+    </w:lvl>
+  </w:abstractNum>
+  <w:num w:numId="1">
+    <w:abstractNumId w:val="1"/>
+  </w:num>
+  <w:num w:numId="2">
+    <w:abstractNumId w:val="3"/>
+  </w:num>
+  <w:num w:numId="3">
+    <w:abstractNumId w:val="0"/>
+  </w:num>
+  <w:num w:numId="4">
+    <w:abstractNumId w:val="2"/>
+  </w:num>
+</w:numbering>
 </file>
 
 <file path=word/styles.xml><?xml version="1.0" encoding="utf-8"?>
@@ -1536,6 +2480,32 @@
     <w:semiHidden/>
     <w:unhideWhenUsed/>
   </w:style>
+  <w:style w:type="table" w:styleId="a3">
+    <w:name w:val="Table Grid"/>
+    <w:basedOn w:val="a1"/>
+    <w:uiPriority w:val="39"/>
+    <w:rsid w:val="00CA485D"/>
+    <w:tblPr>
+      <w:tblBorders>
+        <w:top w:val="single" w:sz="4" w:space="0" w:color="auto"/>
+        <w:left w:val="single" w:sz="4" w:space="0" w:color="auto"/>
+        <w:bottom w:val="single" w:sz="4" w:space="0" w:color="auto"/>
+        <w:right w:val="single" w:sz="4" w:space="0" w:color="auto"/>
+        <w:insideH w:val="single" w:sz="4" w:space="0" w:color="auto"/>
+        <w:insideV w:val="single" w:sz="4" w:space="0" w:color="auto"/>
+      </w:tblBorders>
+    </w:tblPr>
+  </w:style>
+  <w:style w:type="paragraph" w:styleId="a4">
+    <w:name w:val="List Paragraph"/>
+    <w:basedOn w:val="a"/>
+    <w:uiPriority w:val="34"/>
+    <w:qFormat/>
+    <w:rsid w:val="00CA485D"/>
+    <w:pPr>
+      <w:ind w:leftChars="200" w:left="480"/>
+    </w:pPr>
+  </w:style>
 </w:styles>
 </file>
 

--- a/系統文件/第2章/2-4競爭力分析.docx
+++ b/系統文件/第2章/2-4競爭力分析.docx
@@ -1283,7 +1283,6 @@
               </w:numPr>
               <w:ind w:leftChars="0"/>
               <w:rPr>
-                <w:rFonts w:hint="eastAsia"/>
                 <w:sz w:val="30"/>
                 <w:szCs w:val="30"/>
               </w:rPr>
@@ -1294,23 +1293,7 @@
                 <w:sz w:val="30"/>
                 <w:szCs w:val="30"/>
               </w:rPr>
-              <w:t>個人化設定完善（字體、通知、收</w:t>
-            </w:r>
-            <w:r>
-              <w:rPr>
-                <w:rFonts w:ascii="標楷體" w:eastAsia="標楷體" w:hAnsi="標楷體" w:hint="eastAsia"/>
-                <w:sz w:val="30"/>
-                <w:szCs w:val="30"/>
-              </w:rPr>
-              <w:t>藏</w:t>
-            </w:r>
-            <w:r>
-              <w:rPr>
-                <w:rFonts w:ascii="標楷體" w:eastAsia="標楷體" w:hAnsi="標楷體" w:hint="eastAsia"/>
-                <w:sz w:val="30"/>
-                <w:szCs w:val="30"/>
-              </w:rPr>
-              <w:t>夾）</w:t>
+              <w:t>個人化設定完善（字體、通知、收藏夾）</w:t>
             </w:r>
           </w:p>
         </w:tc>
@@ -1387,7 +1370,6 @@
           <w:p>
             <w:pPr>
               <w:rPr>
-                <w:rFonts w:hint="eastAsia"/>
                 <w:sz w:val="30"/>
                 <w:szCs w:val="30"/>
               </w:rPr>
@@ -1500,6 +1482,82 @@
                 <w:szCs w:val="36"/>
               </w:rPr>
             </w:pPr>
+            <w:r>
+              <w:rPr>
+                <w:rFonts w:ascii="標楷體" w:eastAsia="標楷體" w:hAnsi="標楷體" w:hint="eastAsia"/>
+                <w:sz w:val="30"/>
+                <w:szCs w:val="30"/>
+              </w:rPr>
+              <w:t>AI 技術快速進化，辨識能力持續提升</w:t>
+            </w:r>
+          </w:p>
+          <w:p>
+            <w:pPr>
+              <w:pStyle w:val="a4"/>
+              <w:numPr>
+                <w:ilvl w:val="0"/>
+                <w:numId w:val="4"/>
+              </w:numPr>
+              <w:ind w:leftChars="0"/>
+              <w:rPr>
+                <w:rFonts w:ascii="標楷體" w:eastAsia="標楷體" w:hAnsi="標楷體"/>
+                <w:sz w:val="30"/>
+                <w:szCs w:val="30"/>
+              </w:rPr>
+            </w:pPr>
+            <w:r>
+              <w:rPr>
+                <w:rFonts w:ascii="標楷體" w:eastAsia="標楷體" w:hAnsi="標楷體" w:hint="eastAsia"/>
+                <w:sz w:val="30"/>
+                <w:szCs w:val="30"/>
+              </w:rPr>
+              <w:t>行動學習趨勢符合「拍照即學」定位</w:t>
+            </w:r>
+          </w:p>
+          <w:p>
+            <w:pPr>
+              <w:pStyle w:val="a4"/>
+              <w:numPr>
+                <w:ilvl w:val="0"/>
+                <w:numId w:val="4"/>
+              </w:numPr>
+              <w:ind w:leftChars="0"/>
+              <w:rPr>
+                <w:rFonts w:ascii="標楷體" w:eastAsia="標楷體" w:hAnsi="標楷體"/>
+                <w:sz w:val="30"/>
+                <w:szCs w:val="30"/>
+              </w:rPr>
+            </w:pPr>
+            <w:r>
+              <w:rPr>
+                <w:rFonts w:ascii="標楷體" w:eastAsia="標楷體" w:hAnsi="標楷體" w:hint="eastAsia"/>
+                <w:sz w:val="30"/>
+                <w:szCs w:val="30"/>
+              </w:rPr>
+              <w:t>市場缺乏情境化日文產品，差異化空間大</w:t>
+            </w:r>
+          </w:p>
+          <w:p>
+            <w:pPr>
+              <w:pStyle w:val="a4"/>
+              <w:numPr>
+                <w:ilvl w:val="0"/>
+                <w:numId w:val="4"/>
+              </w:numPr>
+              <w:ind w:leftChars="0"/>
+              <w:rPr>
+                <w:sz w:val="36"/>
+                <w:szCs w:val="36"/>
+              </w:rPr>
+            </w:pPr>
+            <w:r>
+              <w:rPr>
+                <w:rFonts w:ascii="標楷體" w:eastAsia="標楷體" w:hAnsi="標楷體" w:hint="eastAsia"/>
+                <w:sz w:val="30"/>
+                <w:szCs w:val="30"/>
+              </w:rPr>
+              <w:t>社群功能可延伸至教育機構市場</w:t>
+            </w:r>
           </w:p>
         </w:tc>
         <w:tc>
@@ -1508,11 +1566,48 @@
           </w:tcPr>
           <w:p>
             <w:pPr>
+              <w:pStyle w:val="a4"/>
+              <w:numPr>
+                <w:ilvl w:val="0"/>
+                <w:numId w:val="4"/>
+              </w:numPr>
+              <w:ind w:leftChars="0"/>
+              <w:rPr>
+                <w:rFonts w:ascii="標楷體" w:eastAsia="標楷體" w:hAnsi="標楷體"/>
+                <w:sz w:val="30"/>
+                <w:szCs w:val="30"/>
+              </w:rPr>
+            </w:pPr>
+            <w:r>
+              <w:rPr>
+                <w:rFonts w:ascii="標楷體" w:eastAsia="標楷體" w:hAnsi="標楷體" w:hint="eastAsia"/>
+                <w:sz w:val="30"/>
+                <w:szCs w:val="30"/>
+              </w:rPr>
+              <w:t>語言學習 App 使用者流失率高</w:t>
+            </w:r>
+          </w:p>
+          <w:p>
+            <w:pPr>
+              <w:pStyle w:val="a4"/>
+              <w:numPr>
+                <w:ilvl w:val="0"/>
+                <w:numId w:val="4"/>
+              </w:numPr>
+              <w:ind w:leftChars="0"/>
               <w:rPr>
                 <w:sz w:val="36"/>
                 <w:szCs w:val="36"/>
               </w:rPr>
             </w:pPr>
+            <w:r>
+              <w:rPr>
+                <w:rFonts w:ascii="標楷體" w:eastAsia="標楷體" w:hAnsi="標楷體" w:hint="eastAsia"/>
+                <w:sz w:val="30"/>
+                <w:szCs w:val="30"/>
+              </w:rPr>
+              <w:t>拍照上傳涉及隱私議題</w:t>
+            </w:r>
           </w:p>
         </w:tc>
       </w:tr>
@@ -1816,7 +1911,7 @@
   <w:abstractNum w:abstractNumId="2" w15:restartNumberingAfterBreak="0">
     <w:nsid w:val="64F60D26"/>
     <w:multiLevelType w:val="hybridMultilevel"/>
-    <w:tmpl w:val="210655E2"/>
+    <w:tmpl w:val="CF601E82"/>
     <w:lvl w:ilvl="0" w:tplc="3C166F56">
       <w:start w:val="1"/>
       <w:numFmt w:val="bullet"/>

--- a/系統文件/第2章/2-4競爭力分析.docx
+++ b/系統文件/第2章/2-4競爭力分析.docx
@@ -1620,55 +1620,499 @@
         </w:rPr>
       </w:pPr>
     </w:p>
+    <w:tbl>
+      <w:tblPr>
+        <w:tblStyle w:val="a3"/>
+        <w:tblW w:w="10632" w:type="dxa"/>
+        <w:tblInd w:w="-998" w:type="dxa"/>
+        <w:tblLook w:val="04A0" w:firstRow="1" w:lastRow="0" w:firstColumn="1" w:lastColumn="0" w:noHBand="0" w:noVBand="1"/>
+      </w:tblPr>
+      <w:tblGrid>
+        <w:gridCol w:w="5388"/>
+        <w:gridCol w:w="5244"/>
+      </w:tblGrid>
+      <w:tr>
+        <w:tc>
+          <w:tcPr>
+            <w:tcW w:w="5388" w:type="dxa"/>
+          </w:tcPr>
+          <w:p>
+            <w:pPr>
+              <w:jc w:val="center"/>
+              <w:rPr>
+                <w:rFonts w:hint="eastAsia"/>
+                <w:sz w:val="30"/>
+                <w:szCs w:val="30"/>
+              </w:rPr>
+            </w:pPr>
+            <w:r>
+              <w:rPr>
+                <w:rFonts w:hint="eastAsia"/>
+                <w:sz w:val="30"/>
+                <w:szCs w:val="30"/>
+              </w:rPr>
+              <w:lastRenderedPageBreak/>
+              <w:t>優勢</w:t>
+            </w:r>
+            <w:r>
+              <w:rPr>
+                <w:rFonts w:hint="eastAsia"/>
+                <w:sz w:val="30"/>
+                <w:szCs w:val="30"/>
+              </w:rPr>
+              <w:t>/</w:t>
+            </w:r>
+            <w:r>
+              <w:rPr>
+                <w:rFonts w:hint="eastAsia"/>
+                <w:sz w:val="30"/>
+                <w:szCs w:val="30"/>
+              </w:rPr>
+              <w:t>機會</w:t>
+            </w:r>
+            <w:r>
+              <w:rPr>
+                <w:rFonts w:hint="eastAsia"/>
+                <w:sz w:val="30"/>
+                <w:szCs w:val="30"/>
+              </w:rPr>
+              <w:t xml:space="preserve"> (S-O)</w:t>
+            </w:r>
+          </w:p>
+        </w:tc>
+        <w:tc>
+          <w:tcPr>
+            <w:tcW w:w="5244" w:type="dxa"/>
+          </w:tcPr>
+          <w:p>
+            <w:pPr>
+              <w:jc w:val="center"/>
+              <w:rPr>
+                <w:rFonts w:hint="eastAsia"/>
+                <w:sz w:val="36"/>
+                <w:szCs w:val="36"/>
+              </w:rPr>
+            </w:pPr>
+            <w:r>
+              <w:rPr>
+                <w:rFonts w:hint="eastAsia"/>
+                <w:sz w:val="30"/>
+                <w:szCs w:val="30"/>
+              </w:rPr>
+              <w:t>劣勢</w:t>
+            </w:r>
+            <w:r>
+              <w:rPr>
+                <w:rFonts w:hint="eastAsia"/>
+                <w:sz w:val="30"/>
+                <w:szCs w:val="30"/>
+              </w:rPr>
+              <w:t>/</w:t>
+            </w:r>
+            <w:r>
+              <w:rPr>
+                <w:rFonts w:hint="eastAsia"/>
+                <w:sz w:val="30"/>
+                <w:szCs w:val="30"/>
+              </w:rPr>
+              <w:t>機會</w:t>
+            </w:r>
+            <w:r>
+              <w:rPr>
+                <w:rFonts w:hint="eastAsia"/>
+                <w:sz w:val="30"/>
+                <w:szCs w:val="30"/>
+              </w:rPr>
+              <w:t xml:space="preserve"> (W-O)</w:t>
+            </w:r>
+          </w:p>
+        </w:tc>
+      </w:tr>
+      <w:tr>
+        <w:trPr>
+          <w:trHeight w:val="3639"/>
+        </w:trPr>
+        <w:tc>
+          <w:tcPr>
+            <w:tcW w:w="5388" w:type="dxa"/>
+          </w:tcPr>
+          <w:p>
+            <w:pPr>
+              <w:pStyle w:val="a4"/>
+              <w:numPr>
+                <w:ilvl w:val="0"/>
+                <w:numId w:val="5"/>
+              </w:numPr>
+              <w:ind w:leftChars="0"/>
+              <w:rPr>
+                <w:rFonts w:ascii="標楷體" w:eastAsia="標楷體" w:hAnsi="標楷體"/>
+                <w:sz w:val="30"/>
+                <w:szCs w:val="30"/>
+              </w:rPr>
+            </w:pPr>
+            <w:r>
+              <w:rPr>
+                <w:rFonts w:ascii="標楷體" w:eastAsia="標楷體" w:hAnsi="標楷體" w:hint="eastAsia"/>
+                <w:sz w:val="30"/>
+                <w:szCs w:val="30"/>
+              </w:rPr>
+              <w:t>發揮拍照學習的特色，搶攻旅遊日文市場</w:t>
+            </w:r>
+          </w:p>
+          <w:p>
+            <w:pPr>
+              <w:pStyle w:val="a4"/>
+              <w:numPr>
+                <w:ilvl w:val="0"/>
+                <w:numId w:val="5"/>
+              </w:numPr>
+              <w:ind w:leftChars="0"/>
+              <w:rPr>
+                <w:rFonts w:ascii="標楷體" w:eastAsia="標楷體" w:hAnsi="標楷體"/>
+                <w:sz w:val="30"/>
+                <w:szCs w:val="30"/>
+              </w:rPr>
+            </w:pPr>
+            <w:r>
+              <w:rPr>
+                <w:rFonts w:ascii="標楷體" w:eastAsia="標楷體" w:hAnsi="標楷體" w:hint="eastAsia"/>
+                <w:sz w:val="30"/>
+                <w:szCs w:val="30"/>
+              </w:rPr>
+              <w:t>持續升級 AI 功能，強化辨識與對話體驗</w:t>
+            </w:r>
+          </w:p>
+          <w:p>
+            <w:pPr>
+              <w:pStyle w:val="a4"/>
+              <w:numPr>
+                <w:ilvl w:val="0"/>
+                <w:numId w:val="5"/>
+              </w:numPr>
+              <w:ind w:leftChars="0"/>
+              <w:rPr>
+                <w:rFonts w:hint="eastAsia"/>
+                <w:sz w:val="36"/>
+                <w:szCs w:val="36"/>
+              </w:rPr>
+            </w:pPr>
+            <w:r>
+              <w:rPr>
+                <w:rFonts w:ascii="標楷體" w:eastAsia="標楷體" w:hAnsi="標楷體" w:hint="eastAsia"/>
+                <w:sz w:val="30"/>
+                <w:szCs w:val="30"/>
+              </w:rPr>
+              <w:t>利用跨平台優勢，拓展至校園與補習班市場</w:t>
+            </w:r>
+          </w:p>
+        </w:tc>
+        <w:tc>
+          <w:tcPr>
+            <w:tcW w:w="5244" w:type="dxa"/>
+          </w:tcPr>
+          <w:p>
+            <w:pPr>
+              <w:pStyle w:val="a4"/>
+              <w:numPr>
+                <w:ilvl w:val="0"/>
+                <w:numId w:val="5"/>
+              </w:numPr>
+              <w:tabs>
+                <w:tab w:val="left" w:pos="1611"/>
+              </w:tabs>
+              <w:ind w:leftChars="0"/>
+              <w:rPr>
+                <w:rFonts w:ascii="標楷體" w:eastAsia="標楷體" w:hAnsi="標楷體"/>
+                <w:sz w:val="30"/>
+                <w:szCs w:val="30"/>
+              </w:rPr>
+            </w:pPr>
+            <w:r>
+              <w:rPr>
+                <w:rFonts w:ascii="標楷體" w:eastAsia="標楷體" w:hAnsi="標楷體" w:hint="eastAsia"/>
+                <w:sz w:val="30"/>
+                <w:szCs w:val="30"/>
+              </w:rPr>
+              <w:t>邀請日文老師協助校正 AI 生成的單字內容</w:t>
+            </w:r>
+          </w:p>
+          <w:p>
+            <w:pPr>
+              <w:pStyle w:val="a4"/>
+              <w:numPr>
+                <w:ilvl w:val="0"/>
+                <w:numId w:val="5"/>
+              </w:numPr>
+              <w:tabs>
+                <w:tab w:val="left" w:pos="1611"/>
+              </w:tabs>
+              <w:ind w:leftChars="0"/>
+              <w:rPr>
+                <w:rFonts w:ascii="標楷體" w:eastAsia="標楷體" w:hAnsi="標楷體"/>
+                <w:sz w:val="30"/>
+                <w:szCs w:val="30"/>
+              </w:rPr>
+            </w:pPr>
+            <w:r>
+              <w:rPr>
+                <w:rFonts w:ascii="標楷體" w:eastAsia="標楷體" w:hAnsi="標楷體" w:hint="eastAsia"/>
+                <w:sz w:val="30"/>
+                <w:szCs w:val="30"/>
+              </w:rPr>
+              <w:t>開發離線模式，讓收藏的單字也能隨時複習</w:t>
+            </w:r>
+          </w:p>
+          <w:p>
+            <w:pPr>
+              <w:pStyle w:val="a4"/>
+              <w:tabs>
+                <w:tab w:val="left" w:pos="1611"/>
+              </w:tabs>
+              <w:ind w:leftChars="0"/>
+              <w:rPr>
+                <w:rFonts w:hint="eastAsia"/>
+                <w:sz w:val="36"/>
+                <w:szCs w:val="36"/>
+              </w:rPr>
+            </w:pPr>
+          </w:p>
+        </w:tc>
+      </w:tr>
+      <w:tr>
+        <w:tc>
+          <w:tcPr>
+            <w:tcW w:w="5388" w:type="dxa"/>
+          </w:tcPr>
+          <w:p>
+            <w:pPr>
+              <w:jc w:val="center"/>
+              <w:rPr>
+                <w:rFonts w:hint="eastAsia"/>
+                <w:sz w:val="30"/>
+                <w:szCs w:val="30"/>
+              </w:rPr>
+            </w:pPr>
+            <w:r>
+              <w:rPr>
+                <w:rFonts w:hint="eastAsia"/>
+                <w:sz w:val="30"/>
+                <w:szCs w:val="30"/>
+              </w:rPr>
+              <w:t>優勢</w:t>
+            </w:r>
+            <w:r>
+              <w:rPr>
+                <w:rFonts w:hint="eastAsia"/>
+                <w:sz w:val="30"/>
+                <w:szCs w:val="30"/>
+              </w:rPr>
+              <w:t>/</w:t>
+            </w:r>
+            <w:r>
+              <w:rPr>
+                <w:rFonts w:hint="eastAsia"/>
+                <w:sz w:val="30"/>
+                <w:szCs w:val="30"/>
+              </w:rPr>
+              <w:t>威脅</w:t>
+            </w:r>
+            <w:r>
+              <w:rPr>
+                <w:rFonts w:hint="eastAsia"/>
+                <w:sz w:val="30"/>
+                <w:szCs w:val="30"/>
+              </w:rPr>
+              <w:t xml:space="preserve"> (S-T)</w:t>
+            </w:r>
+          </w:p>
+        </w:tc>
+        <w:tc>
+          <w:tcPr>
+            <w:tcW w:w="5244" w:type="dxa"/>
+          </w:tcPr>
+          <w:p>
+            <w:pPr>
+              <w:jc w:val="center"/>
+              <w:rPr>
+                <w:rFonts w:hint="eastAsia"/>
+                <w:sz w:val="36"/>
+                <w:szCs w:val="36"/>
+              </w:rPr>
+            </w:pPr>
+            <w:r>
+              <w:rPr>
+                <w:rFonts w:hint="eastAsia"/>
+                <w:sz w:val="30"/>
+                <w:szCs w:val="30"/>
+              </w:rPr>
+              <w:t>劣勢</w:t>
+            </w:r>
+            <w:r>
+              <w:rPr>
+                <w:rFonts w:hint="eastAsia"/>
+                <w:sz w:val="30"/>
+                <w:szCs w:val="30"/>
+              </w:rPr>
+              <w:t>/</w:t>
+            </w:r>
+            <w:r>
+              <w:rPr>
+                <w:rFonts w:hint="eastAsia"/>
+                <w:sz w:val="30"/>
+                <w:szCs w:val="30"/>
+              </w:rPr>
+              <w:t>威脅</w:t>
+            </w:r>
+            <w:r>
+              <w:rPr>
+                <w:rFonts w:hint="eastAsia"/>
+                <w:sz w:val="30"/>
+                <w:szCs w:val="30"/>
+              </w:rPr>
+              <w:t xml:space="preserve"> (W-T)</w:t>
+            </w:r>
+          </w:p>
+        </w:tc>
+      </w:tr>
+      <w:tr>
+        <w:trPr>
+          <w:trHeight w:val="4368"/>
+        </w:trPr>
+        <w:tc>
+          <w:tcPr>
+            <w:tcW w:w="5388" w:type="dxa"/>
+          </w:tcPr>
+          <w:p>
+            <w:pPr>
+              <w:pStyle w:val="a4"/>
+              <w:numPr>
+                <w:ilvl w:val="0"/>
+                <w:numId w:val="6"/>
+              </w:numPr>
+              <w:ind w:leftChars="0"/>
+              <w:rPr>
+                <w:rFonts w:ascii="標楷體" w:eastAsia="標楷體" w:hAnsi="標楷體"/>
+                <w:sz w:val="30"/>
+                <w:szCs w:val="30"/>
+              </w:rPr>
+            </w:pPr>
+            <w:r>
+              <w:rPr>
+                <w:rFonts w:ascii="標楷體" w:eastAsia="標楷體" w:hAnsi="標楷體" w:hint="eastAsia"/>
+                <w:sz w:val="30"/>
+                <w:szCs w:val="30"/>
+              </w:rPr>
+              <w:t>透過徽章、小組互動提升使用者黏著度</w:t>
+            </w:r>
+          </w:p>
+          <w:p>
+            <w:pPr>
+              <w:pStyle w:val="a4"/>
+              <w:numPr>
+                <w:ilvl w:val="0"/>
+                <w:numId w:val="6"/>
+              </w:numPr>
+              <w:ind w:leftChars="0"/>
+              <w:rPr>
+                <w:rFonts w:ascii="標楷體" w:eastAsia="標楷體" w:hAnsi="標楷體"/>
+                <w:sz w:val="30"/>
+                <w:szCs w:val="30"/>
+              </w:rPr>
+            </w:pPr>
+            <w:r>
+              <w:rPr>
+                <w:rFonts w:ascii="標楷體" w:eastAsia="標楷體" w:hAnsi="標楷體" w:hint="eastAsia"/>
+                <w:sz w:val="30"/>
+                <w:szCs w:val="30"/>
+              </w:rPr>
+              <w:t>優化拍照辨識，降低手機差異造成的影響</w:t>
+            </w:r>
+          </w:p>
+          <w:p>
+            <w:pPr>
+              <w:pStyle w:val="a4"/>
+              <w:numPr>
+                <w:ilvl w:val="0"/>
+                <w:numId w:val="6"/>
+              </w:numPr>
+              <w:ind w:leftChars="0"/>
+              <w:rPr>
+                <w:rFonts w:hint="eastAsia"/>
+                <w:sz w:val="36"/>
+                <w:szCs w:val="36"/>
+              </w:rPr>
+            </w:pPr>
+            <w:r>
+              <w:rPr>
+                <w:rFonts w:ascii="標楷體" w:eastAsia="標楷體" w:hAnsi="標楷體" w:hint="eastAsia"/>
+                <w:sz w:val="30"/>
+                <w:szCs w:val="30"/>
+              </w:rPr>
+              <w:t>以情境化學習為定位，與Duolingo 做出差異</w:t>
+            </w:r>
+          </w:p>
+        </w:tc>
+        <w:tc>
+          <w:tcPr>
+            <w:tcW w:w="5244" w:type="dxa"/>
+          </w:tcPr>
+          <w:p>
+            <w:pPr>
+              <w:pStyle w:val="a4"/>
+              <w:numPr>
+                <w:ilvl w:val="0"/>
+                <w:numId w:val="6"/>
+              </w:numPr>
+              <w:ind w:leftChars="0"/>
+              <w:rPr>
+                <w:rFonts w:ascii="標楷體" w:eastAsia="標楷體" w:hAnsi="標楷體"/>
+                <w:sz w:val="30"/>
+                <w:szCs w:val="30"/>
+              </w:rPr>
+            </w:pPr>
+            <w:r>
+              <w:rPr>
+                <w:rFonts w:ascii="標楷體" w:eastAsia="標楷體" w:hAnsi="標楷體" w:hint="eastAsia"/>
+                <w:sz w:val="30"/>
+                <w:szCs w:val="30"/>
+              </w:rPr>
+              <w:t>聚焦核心功能，避免資源分散</w:t>
+            </w:r>
+          </w:p>
+          <w:p>
+            <w:pPr>
+              <w:pStyle w:val="a4"/>
+              <w:numPr>
+                <w:ilvl w:val="0"/>
+                <w:numId w:val="6"/>
+              </w:numPr>
+              <w:ind w:leftChars="0"/>
+              <w:rPr>
+                <w:rFonts w:hint="eastAsia"/>
+                <w:sz w:val="36"/>
+                <w:szCs w:val="36"/>
+              </w:rPr>
+            </w:pPr>
+            <w:r>
+              <w:rPr>
+                <w:rFonts w:ascii="標楷體" w:eastAsia="標楷體" w:hAnsi="標楷體" w:hint="eastAsia"/>
+                <w:sz w:val="30"/>
+                <w:szCs w:val="30"/>
+              </w:rPr>
+              <w:t>採用 Firebase 等成熟服務，加強資料安全</w:t>
+            </w:r>
+          </w:p>
+        </w:tc>
+      </w:tr>
+    </w:tbl>
     <w:p>
       <w:pPr>
-        <w:widowControl/>
-        <w:rPr>
+        <w:rPr>
+          <w:rFonts w:hint="eastAsia"/>
           <w:sz w:val="36"/>
           <w:szCs w:val="36"/>
         </w:rPr>
       </w:pPr>
-      <w:r>
-        <w:rPr>
-          <w:sz w:val="36"/>
-          <w:szCs w:val="36"/>
-        </w:rPr>
-        <w:lastRenderedPageBreak/>
-        <w:br w:type="page"/>
-      </w:r>
-    </w:p>
-    <w:p>
-      <w:pPr>
-        <w:rPr>
-          <w:sz w:val="36"/>
-          <w:szCs w:val="36"/>
-        </w:rPr>
-      </w:pPr>
-      <w:r>
-        <w:rPr>
-          <w:rFonts w:hint="eastAsia"/>
-          <w:sz w:val="36"/>
-          <w:szCs w:val="36"/>
-        </w:rPr>
-        <w:lastRenderedPageBreak/>
-        <w:t>、</w:t>
-      </w:r>
-      <w:r>
-        <w:rPr>
-          <w:rFonts w:hint="eastAsia"/>
-          <w:sz w:val="36"/>
-          <w:szCs w:val="36"/>
-        </w:rPr>
-        <w:t xml:space="preserve">TOWS </w:t>
-      </w:r>
-      <w:r>
-        <w:rPr>
-          <w:rFonts w:hint="eastAsia"/>
-          <w:sz w:val="36"/>
-          <w:szCs w:val="36"/>
-        </w:rPr>
-        <w:t>策略矩陣</w:t>
-      </w:r>
     </w:p>
     <w:sectPr>
       <w:pgSz w:w="11906" w:h="16838"/>
@@ -1796,6 +2240,119 @@
     </w:lvl>
   </w:abstractNum>
   <w:abstractNum w:abstractNumId="1" w15:restartNumberingAfterBreak="0">
+    <w:nsid w:val="334F2343"/>
+    <w:multiLevelType w:val="hybridMultilevel"/>
+    <w:tmpl w:val="D00E530A"/>
+    <w:lvl w:ilvl="0" w:tplc="3C166F56">
+      <w:start w:val="1"/>
+      <w:numFmt w:val="bullet"/>
+      <w:lvlText w:val=""/>
+      <w:lvlJc w:val="left"/>
+      <w:pPr>
+        <w:ind w:left="480" w:hanging="480"/>
+      </w:pPr>
+      <w:rPr>
+        <w:rFonts w:ascii="Wingdings" w:hAnsi="Wingdings" w:hint="default"/>
+      </w:rPr>
+    </w:lvl>
+    <w:lvl w:ilvl="1" w:tplc="04090003" w:tentative="1">
+      <w:start w:val="1"/>
+      <w:numFmt w:val="bullet"/>
+      <w:lvlText w:val=""/>
+      <w:lvlJc w:val="left"/>
+      <w:pPr>
+        <w:ind w:left="960" w:hanging="480"/>
+      </w:pPr>
+      <w:rPr>
+        <w:rFonts w:ascii="Wingdings" w:hAnsi="Wingdings" w:hint="default"/>
+      </w:rPr>
+    </w:lvl>
+    <w:lvl w:ilvl="2" w:tplc="04090005" w:tentative="1">
+      <w:start w:val="1"/>
+      <w:numFmt w:val="bullet"/>
+      <w:lvlText w:val=""/>
+      <w:lvlJc w:val="left"/>
+      <w:pPr>
+        <w:ind w:left="1440" w:hanging="480"/>
+      </w:pPr>
+      <w:rPr>
+        <w:rFonts w:ascii="Wingdings" w:hAnsi="Wingdings" w:hint="default"/>
+      </w:rPr>
+    </w:lvl>
+    <w:lvl w:ilvl="3" w:tplc="04090001" w:tentative="1">
+      <w:start w:val="1"/>
+      <w:numFmt w:val="bullet"/>
+      <w:lvlText w:val=""/>
+      <w:lvlJc w:val="left"/>
+      <w:pPr>
+        <w:ind w:left="1920" w:hanging="480"/>
+      </w:pPr>
+      <w:rPr>
+        <w:rFonts w:ascii="Wingdings" w:hAnsi="Wingdings" w:hint="default"/>
+      </w:rPr>
+    </w:lvl>
+    <w:lvl w:ilvl="4" w:tplc="04090003" w:tentative="1">
+      <w:start w:val="1"/>
+      <w:numFmt w:val="bullet"/>
+      <w:lvlText w:val=""/>
+      <w:lvlJc w:val="left"/>
+      <w:pPr>
+        <w:ind w:left="2400" w:hanging="480"/>
+      </w:pPr>
+      <w:rPr>
+        <w:rFonts w:ascii="Wingdings" w:hAnsi="Wingdings" w:hint="default"/>
+      </w:rPr>
+    </w:lvl>
+    <w:lvl w:ilvl="5" w:tplc="04090005" w:tentative="1">
+      <w:start w:val="1"/>
+      <w:numFmt w:val="bullet"/>
+      <w:lvlText w:val=""/>
+      <w:lvlJc w:val="left"/>
+      <w:pPr>
+        <w:ind w:left="2880" w:hanging="480"/>
+      </w:pPr>
+      <w:rPr>
+        <w:rFonts w:ascii="Wingdings" w:hAnsi="Wingdings" w:hint="default"/>
+      </w:rPr>
+    </w:lvl>
+    <w:lvl w:ilvl="6" w:tplc="04090001" w:tentative="1">
+      <w:start w:val="1"/>
+      <w:numFmt w:val="bullet"/>
+      <w:lvlText w:val=""/>
+      <w:lvlJc w:val="left"/>
+      <w:pPr>
+        <w:ind w:left="3360" w:hanging="480"/>
+      </w:pPr>
+      <w:rPr>
+        <w:rFonts w:ascii="Wingdings" w:hAnsi="Wingdings" w:hint="default"/>
+      </w:rPr>
+    </w:lvl>
+    <w:lvl w:ilvl="7" w:tplc="04090003" w:tentative="1">
+      <w:start w:val="1"/>
+      <w:numFmt w:val="bullet"/>
+      <w:lvlText w:val=""/>
+      <w:lvlJc w:val="left"/>
+      <w:pPr>
+        <w:ind w:left="3840" w:hanging="480"/>
+      </w:pPr>
+      <w:rPr>
+        <w:rFonts w:ascii="Wingdings" w:hAnsi="Wingdings" w:hint="default"/>
+      </w:rPr>
+    </w:lvl>
+    <w:lvl w:ilvl="8" w:tplc="04090005" w:tentative="1">
+      <w:start w:val="1"/>
+      <w:numFmt w:val="bullet"/>
+      <w:lvlText w:val=""/>
+      <w:lvlJc w:val="left"/>
+      <w:pPr>
+        <w:ind w:left="4320" w:hanging="480"/>
+      </w:pPr>
+      <w:rPr>
+        <w:rFonts w:ascii="Wingdings" w:hAnsi="Wingdings" w:hint="default"/>
+      </w:rPr>
+    </w:lvl>
+  </w:abstractNum>
+  <w:abstractNum w:abstractNumId="2" w15:restartNumberingAfterBreak="0">
     <w:nsid w:val="37C371EE"/>
     <w:multiLevelType w:val="hybridMultilevel"/>
     <w:tmpl w:val="21204CD4"/>
@@ -1908,7 +2465,120 @@
       </w:rPr>
     </w:lvl>
   </w:abstractNum>
-  <w:abstractNum w:abstractNumId="2" w15:restartNumberingAfterBreak="0">
+  <w:abstractNum w:abstractNumId="3" w15:restartNumberingAfterBreak="0">
+    <w:nsid w:val="63120519"/>
+    <w:multiLevelType w:val="hybridMultilevel"/>
+    <w:tmpl w:val="58D2F2CE"/>
+    <w:lvl w:ilvl="0" w:tplc="3C166F56">
+      <w:start w:val="1"/>
+      <w:numFmt w:val="bullet"/>
+      <w:lvlText w:val=""/>
+      <w:lvlJc w:val="left"/>
+      <w:pPr>
+        <w:ind w:left="480" w:hanging="480"/>
+      </w:pPr>
+      <w:rPr>
+        <w:rFonts w:ascii="Wingdings" w:hAnsi="Wingdings" w:hint="default"/>
+      </w:rPr>
+    </w:lvl>
+    <w:lvl w:ilvl="1" w:tplc="04090003" w:tentative="1">
+      <w:start w:val="1"/>
+      <w:numFmt w:val="bullet"/>
+      <w:lvlText w:val=""/>
+      <w:lvlJc w:val="left"/>
+      <w:pPr>
+        <w:ind w:left="960" w:hanging="480"/>
+      </w:pPr>
+      <w:rPr>
+        <w:rFonts w:ascii="Wingdings" w:hAnsi="Wingdings" w:hint="default"/>
+      </w:rPr>
+    </w:lvl>
+    <w:lvl w:ilvl="2" w:tplc="04090005" w:tentative="1">
+      <w:start w:val="1"/>
+      <w:numFmt w:val="bullet"/>
+      <w:lvlText w:val=""/>
+      <w:lvlJc w:val="left"/>
+      <w:pPr>
+        <w:ind w:left="1440" w:hanging="480"/>
+      </w:pPr>
+      <w:rPr>
+        <w:rFonts w:ascii="Wingdings" w:hAnsi="Wingdings" w:hint="default"/>
+      </w:rPr>
+    </w:lvl>
+    <w:lvl w:ilvl="3" w:tplc="04090001" w:tentative="1">
+      <w:start w:val="1"/>
+      <w:numFmt w:val="bullet"/>
+      <w:lvlText w:val=""/>
+      <w:lvlJc w:val="left"/>
+      <w:pPr>
+        <w:ind w:left="1920" w:hanging="480"/>
+      </w:pPr>
+      <w:rPr>
+        <w:rFonts w:ascii="Wingdings" w:hAnsi="Wingdings" w:hint="default"/>
+      </w:rPr>
+    </w:lvl>
+    <w:lvl w:ilvl="4" w:tplc="04090003" w:tentative="1">
+      <w:start w:val="1"/>
+      <w:numFmt w:val="bullet"/>
+      <w:lvlText w:val=""/>
+      <w:lvlJc w:val="left"/>
+      <w:pPr>
+        <w:ind w:left="2400" w:hanging="480"/>
+      </w:pPr>
+      <w:rPr>
+        <w:rFonts w:ascii="Wingdings" w:hAnsi="Wingdings" w:hint="default"/>
+      </w:rPr>
+    </w:lvl>
+    <w:lvl w:ilvl="5" w:tplc="04090005" w:tentative="1">
+      <w:start w:val="1"/>
+      <w:numFmt w:val="bullet"/>
+      <w:lvlText w:val=""/>
+      <w:lvlJc w:val="left"/>
+      <w:pPr>
+        <w:ind w:left="2880" w:hanging="480"/>
+      </w:pPr>
+      <w:rPr>
+        <w:rFonts w:ascii="Wingdings" w:hAnsi="Wingdings" w:hint="default"/>
+      </w:rPr>
+    </w:lvl>
+    <w:lvl w:ilvl="6" w:tplc="04090001" w:tentative="1">
+      <w:start w:val="1"/>
+      <w:numFmt w:val="bullet"/>
+      <w:lvlText w:val=""/>
+      <w:lvlJc w:val="left"/>
+      <w:pPr>
+        <w:ind w:left="3360" w:hanging="480"/>
+      </w:pPr>
+      <w:rPr>
+        <w:rFonts w:ascii="Wingdings" w:hAnsi="Wingdings" w:hint="default"/>
+      </w:rPr>
+    </w:lvl>
+    <w:lvl w:ilvl="7" w:tplc="04090003" w:tentative="1">
+      <w:start w:val="1"/>
+      <w:numFmt w:val="bullet"/>
+      <w:lvlText w:val=""/>
+      <w:lvlJc w:val="left"/>
+      <w:pPr>
+        <w:ind w:left="3840" w:hanging="480"/>
+      </w:pPr>
+      <w:rPr>
+        <w:rFonts w:ascii="Wingdings" w:hAnsi="Wingdings" w:hint="default"/>
+      </w:rPr>
+    </w:lvl>
+    <w:lvl w:ilvl="8" w:tplc="04090005" w:tentative="1">
+      <w:start w:val="1"/>
+      <w:numFmt w:val="bullet"/>
+      <w:lvlText w:val=""/>
+      <w:lvlJc w:val="left"/>
+      <w:pPr>
+        <w:ind w:left="4320" w:hanging="480"/>
+      </w:pPr>
+      <w:rPr>
+        <w:rFonts w:ascii="Wingdings" w:hAnsi="Wingdings" w:hint="default"/>
+      </w:rPr>
+    </w:lvl>
+  </w:abstractNum>
+  <w:abstractNum w:abstractNumId="4" w15:restartNumberingAfterBreak="0">
     <w:nsid w:val="64F60D26"/>
     <w:multiLevelType w:val="hybridMultilevel"/>
     <w:tmpl w:val="CF601E82"/>
@@ -2021,7 +2691,7 @@
       </w:rPr>
     </w:lvl>
   </w:abstractNum>
-  <w:abstractNum w:abstractNumId="3" w15:restartNumberingAfterBreak="0">
+  <w:abstractNum w:abstractNumId="5" w15:restartNumberingAfterBreak="0">
     <w:nsid w:val="6E34009D"/>
     <w:multiLevelType w:val="hybridMultilevel"/>
     <w:tmpl w:val="19A07362"/>
@@ -2135,16 +2805,22 @@
     </w:lvl>
   </w:abstractNum>
   <w:num w:numId="1">
-    <w:abstractNumId w:val="1"/>
+    <w:abstractNumId w:val="2"/>
   </w:num>
   <w:num w:numId="2">
-    <w:abstractNumId w:val="3"/>
+    <w:abstractNumId w:val="5"/>
   </w:num>
   <w:num w:numId="3">
     <w:abstractNumId w:val="0"/>
   </w:num>
   <w:num w:numId="4">
-    <w:abstractNumId w:val="2"/>
+    <w:abstractNumId w:val="4"/>
+  </w:num>
+  <w:num w:numId="5">
+    <w:abstractNumId w:val="3"/>
+  </w:num>
+  <w:num w:numId="6">
+    <w:abstractNumId w:val="1"/>
   </w:num>
 </w:numbering>
 </file>

--- a/系統文件/第2章/2-4競爭力分析.docx
+++ b/系統文件/第2章/2-4競爭力分析.docx
@@ -806,6 +806,7 @@
       <w:pPr>
         <w:widowControl/>
         <w:rPr>
+          <w:rFonts w:hint="eastAsia"/>
           <w:sz w:val="30"/>
           <w:szCs w:val="30"/>
         </w:rPr>
@@ -817,286 +818,12 @@
         </w:rPr>
         <w:br w:type="page"/>
       </w:r>
-    </w:p>
-    <w:p>
-      <w:pPr>
-        <w:rPr>
-          <w:sz w:val="30"/>
-          <w:szCs w:val="30"/>
-        </w:rPr>
-      </w:pPr>
-      <w:r>
-        <w:rPr>
-          <w:rFonts w:hint="eastAsia"/>
+      <w:r>
+        <w:rPr>
           <w:sz w:val="30"/>
           <w:szCs w:val="30"/>
         </w:rPr>
         <w:lastRenderedPageBreak/>
-        <w:t>T</w:t>
-      </w:r>
-      <w:r>
-        <w:rPr>
-          <w:rFonts w:hint="eastAsia"/>
-          <w:sz w:val="30"/>
-          <w:szCs w:val="30"/>
-        </w:rPr>
-        <w:t>（威脅</w:t>
-      </w:r>
-      <w:r>
-        <w:rPr>
-          <w:rFonts w:hint="eastAsia"/>
-          <w:sz w:val="30"/>
-          <w:szCs w:val="30"/>
-        </w:rPr>
-        <w:t xml:space="preserve"> Threats</w:t>
-      </w:r>
-      <w:r>
-        <w:rPr>
-          <w:rFonts w:hint="eastAsia"/>
-          <w:sz w:val="30"/>
-          <w:szCs w:val="30"/>
-        </w:rPr>
-        <w:t>）</w:t>
-      </w:r>
-    </w:p>
-    <w:p>
-      <w:pPr>
-        <w:rPr>
-          <w:sz w:val="30"/>
-          <w:szCs w:val="30"/>
-        </w:rPr>
-      </w:pPr>
-      <w:r>
-        <w:rPr>
-          <w:rFonts w:hint="eastAsia"/>
-          <w:sz w:val="30"/>
-          <w:szCs w:val="30"/>
-        </w:rPr>
-        <w:t>1.</w:t>
-      </w:r>
-      <w:r>
-        <w:rPr>
-          <w:rFonts w:hint="eastAsia"/>
-          <w:sz w:val="30"/>
-          <w:szCs w:val="30"/>
-        </w:rPr>
-        <w:t>既有競爭者品牌優勢強：</w:t>
-      </w:r>
-      <w:r>
-        <w:rPr>
-          <w:rFonts w:hint="eastAsia"/>
-          <w:sz w:val="30"/>
-          <w:szCs w:val="30"/>
-        </w:rPr>
-        <w:t>Duolingo</w:t>
-      </w:r>
-      <w:r>
-        <w:rPr>
-          <w:rFonts w:hint="eastAsia"/>
-          <w:sz w:val="30"/>
-          <w:szCs w:val="30"/>
-        </w:rPr>
-        <w:t>、</w:t>
-      </w:r>
-      <w:r>
-        <w:rPr>
-          <w:rFonts w:hint="eastAsia"/>
-          <w:sz w:val="30"/>
-          <w:szCs w:val="30"/>
-        </w:rPr>
-        <w:t xml:space="preserve">Busuu </w:t>
-      </w:r>
-      <w:r>
-        <w:rPr>
-          <w:rFonts w:hint="eastAsia"/>
-          <w:sz w:val="30"/>
-          <w:szCs w:val="30"/>
-        </w:rPr>
-        <w:t>等國際品牌已有大量使用者基礎與口碑。</w:t>
-      </w:r>
-    </w:p>
-    <w:p>
-      <w:pPr>
-        <w:rPr>
-          <w:sz w:val="30"/>
-          <w:szCs w:val="30"/>
-        </w:rPr>
-      </w:pPr>
-      <w:r>
-        <w:rPr>
-          <w:rFonts w:hint="eastAsia"/>
-          <w:sz w:val="30"/>
-          <w:szCs w:val="30"/>
-        </w:rPr>
-        <w:t>2.</w:t>
-      </w:r>
-      <w:r>
-        <w:rPr>
-          <w:rFonts w:hint="eastAsia"/>
-          <w:sz w:val="30"/>
-          <w:szCs w:val="30"/>
-        </w:rPr>
-        <w:t>使用者學習熱度難以維持：語言學習</w:t>
-      </w:r>
-      <w:r>
-        <w:rPr>
-          <w:rFonts w:hint="eastAsia"/>
-          <w:sz w:val="30"/>
-          <w:szCs w:val="30"/>
-        </w:rPr>
-        <w:t xml:space="preserve"> App </w:t>
-      </w:r>
-      <w:r>
-        <w:rPr>
-          <w:rFonts w:hint="eastAsia"/>
-          <w:sz w:val="30"/>
-          <w:szCs w:val="30"/>
-        </w:rPr>
-        <w:t>普遍面臨使用者中途放棄的問題。</w:t>
-      </w:r>
-    </w:p>
-    <w:p>
-      <w:pPr>
-        <w:rPr>
-          <w:sz w:val="30"/>
-          <w:szCs w:val="30"/>
-        </w:rPr>
-      </w:pPr>
-      <w:r>
-        <w:rPr>
-          <w:rFonts w:hint="eastAsia"/>
-          <w:sz w:val="30"/>
-          <w:szCs w:val="30"/>
-        </w:rPr>
-        <w:t>3.</w:t>
-      </w:r>
-      <w:r>
-        <w:rPr>
-          <w:rFonts w:hint="eastAsia"/>
-          <w:sz w:val="30"/>
-          <w:szCs w:val="30"/>
-        </w:rPr>
-        <w:t xml:space="preserve">AI </w:t>
-      </w:r>
-      <w:r>
-        <w:rPr>
-          <w:rFonts w:hint="eastAsia"/>
-          <w:sz w:val="30"/>
-          <w:szCs w:val="30"/>
-        </w:rPr>
-        <w:t>服務成本與限制：</w:t>
-      </w:r>
-      <w:r>
-        <w:rPr>
-          <w:rFonts w:hint="eastAsia"/>
-          <w:sz w:val="30"/>
-          <w:szCs w:val="30"/>
-        </w:rPr>
-        <w:t xml:space="preserve">Google Gemini API </w:t>
-      </w:r>
-      <w:r>
-        <w:rPr>
-          <w:rFonts w:hint="eastAsia"/>
-          <w:sz w:val="30"/>
-          <w:szCs w:val="30"/>
-        </w:rPr>
-        <w:t>有使用額度限制，大量使用者同時使用可能產生高額費用。</w:t>
-      </w:r>
-    </w:p>
-    <w:p>
-      <w:pPr>
-        <w:rPr>
-          <w:sz w:val="30"/>
-          <w:szCs w:val="30"/>
-        </w:rPr>
-      </w:pPr>
-      <w:r>
-        <w:rPr>
-          <w:rFonts w:hint="eastAsia"/>
-          <w:sz w:val="30"/>
-          <w:szCs w:val="30"/>
-        </w:rPr>
-        <w:t>4.</w:t>
-      </w:r>
-      <w:r>
-        <w:rPr>
-          <w:rFonts w:hint="eastAsia"/>
-          <w:sz w:val="30"/>
-          <w:szCs w:val="30"/>
-        </w:rPr>
-        <w:t>手機硬體差異：不同品牌、型號的手機相機品質差異大，影響拍照辨識效果。</w:t>
-      </w:r>
-    </w:p>
-    <w:p>
-      <w:pPr>
-        <w:rPr>
-          <w:sz w:val="30"/>
-          <w:szCs w:val="30"/>
-        </w:rPr>
-      </w:pPr>
-      <w:r>
-        <w:rPr>
-          <w:rFonts w:hint="eastAsia"/>
-          <w:sz w:val="30"/>
-          <w:szCs w:val="30"/>
-        </w:rPr>
-        <w:t>5.</w:t>
-      </w:r>
-      <w:r>
-        <w:rPr>
-          <w:rFonts w:hint="eastAsia"/>
-          <w:sz w:val="30"/>
-          <w:szCs w:val="30"/>
-        </w:rPr>
-        <w:t>隱私與資料安全疑慮：拍照上傳涉及使用者隱私，需妥善處理資料保護問題。</w:t>
-      </w:r>
-    </w:p>
-    <w:p>
-      <w:pPr>
-        <w:widowControl/>
-        <w:rPr>
-          <w:sz w:val="30"/>
-          <w:szCs w:val="30"/>
-        </w:rPr>
-      </w:pPr>
-      <w:r>
-        <w:rPr>
-          <w:sz w:val="30"/>
-          <w:szCs w:val="30"/>
-        </w:rPr>
-        <w:br w:type="page"/>
-      </w:r>
-    </w:p>
-    <w:p>
-      <w:pPr>
-        <w:rPr>
-          <w:sz w:val="36"/>
-          <w:szCs w:val="36"/>
-        </w:rPr>
-      </w:pPr>
-      <w:r>
-        <w:rPr>
-          <w:rFonts w:hint="eastAsia"/>
-          <w:sz w:val="36"/>
-          <w:szCs w:val="36"/>
-        </w:rPr>
-        <w:lastRenderedPageBreak/>
-        <w:t>二</w:t>
-      </w:r>
-    </w:p>
-    <w:p>
-      <w:pPr>
-        <w:widowControl/>
-        <w:rPr>
-          <w:sz w:val="36"/>
-          <w:szCs w:val="36"/>
-        </w:rPr>
-      </w:pPr>
-      <w:r>
-        <w:rPr>
-          <w:sz w:val="36"/>
-          <w:szCs w:val="36"/>
-        </w:rPr>
         <w:br w:type="page"/>
       </w:r>
     </w:p>
@@ -1640,7 +1367,6 @@
             <w:pPr>
               <w:jc w:val="center"/>
               <w:rPr>
-                <w:rFonts w:hint="eastAsia"/>
                 <w:sz w:val="30"/>
                 <w:szCs w:val="30"/>
               </w:rPr>
@@ -1688,7 +1414,6 @@
             <w:pPr>
               <w:jc w:val="center"/>
               <w:rPr>
-                <w:rFonts w:hint="eastAsia"/>
                 <w:sz w:val="36"/>
                 <w:szCs w:val="36"/>
               </w:rPr>
@@ -1791,7 +1516,6 @@
               </w:numPr>
               <w:ind w:leftChars="0"/>
               <w:rPr>
-                <w:rFonts w:hint="eastAsia"/>
                 <w:sz w:val="36"/>
                 <w:szCs w:val="36"/>
               </w:rPr>
@@ -1870,7 +1594,6 @@
               </w:tabs>
               <w:ind w:leftChars="0"/>
               <w:rPr>
-                <w:rFonts w:hint="eastAsia"/>
                 <w:sz w:val="36"/>
                 <w:szCs w:val="36"/>
               </w:rPr>
@@ -1887,7 +1610,6 @@
             <w:pPr>
               <w:jc w:val="center"/>
               <w:rPr>
-                <w:rFonts w:hint="eastAsia"/>
                 <w:sz w:val="30"/>
                 <w:szCs w:val="30"/>
               </w:rPr>
@@ -1934,7 +1656,6 @@
             <w:pPr>
               <w:jc w:val="center"/>
               <w:rPr>
-                <w:rFonts w:hint="eastAsia"/>
                 <w:sz w:val="36"/>
                 <w:szCs w:val="36"/>
               </w:rPr>
@@ -2037,7 +1758,6 @@
               </w:numPr>
               <w:ind w:leftChars="0"/>
               <w:rPr>
-                <w:rFonts w:hint="eastAsia"/>
                 <w:sz w:val="36"/>
                 <w:szCs w:val="36"/>
               </w:rPr>
@@ -2088,7 +1808,6 @@
               </w:numPr>
               <w:ind w:leftChars="0"/>
               <w:rPr>
-                <w:rFonts w:hint="eastAsia"/>
                 <w:sz w:val="36"/>
                 <w:szCs w:val="36"/>
               </w:rPr>
@@ -2108,7 +1827,6 @@
     <w:p>
       <w:pPr>
         <w:rPr>
-          <w:rFonts w:hint="eastAsia"/>
           <w:sz w:val="36"/>
           <w:szCs w:val="36"/>
         </w:rPr>
@@ -2122,6 +1840,44 @@
     </w:sectPr>
   </w:body>
 </w:document>
+</file>
+
+<file path=word/endnotes.xml><?xml version="1.0" encoding="utf-8"?>
+<w:endnotes xmlns:wpc="http://schemas.microsoft.com/office/word/2010/wordprocessingCanvas" xmlns:cx="http://schemas.microsoft.com/office/drawing/2014/chartex" xmlns:cx1="http://schemas.microsoft.com/office/drawing/2015/9/8/chartex" xmlns:cx2="http://schemas.microsoft.com/office/drawing/2015/10/21/chartex" xmlns:cx3="http://schemas.microsoft.com/office/drawing/2016/5/9/chartex" xmlns:cx4="http://schemas.microsoft.com/office/drawing/2016/5/10/chartex" xmlns:cx5="http://schemas.microsoft.com/office/drawing/2016/5/11/chartex" xmlns:cx6="http://schemas.microsoft.com/office/drawing/2016/5/12/chartex" xmlns:cx7="http://schemas.microsoft.com/office/drawing/2016/5/13/chartex" xmlns:cx8="http://schemas.microsoft.com/office/drawing/2016/5/14/chartex" xmlns:mc="http://schemas.openxmlformats.org/markup-compatibility/2006" xmlns:aink="http://schemas.microsoft.com/office/drawing/2016/ink" xmlns:am3d="http://schemas.microsoft.com/office/drawing/2017/model3d" xmlns:o="urn:schemas-microsoft-com:office:office" xmlns:r="http://schemas.openxmlformats.org/officeDocument/2006/relationships" xmlns:m="http://schemas.openxmlformats.org/officeDocument/2006/math" xmlns:v="urn:schemas-microsoft-com:vml" xmlns:wp14="http://schemas.microsoft.com/office/word/2010/wordprocessingDrawing" xmlns:wp="http://schemas.openxmlformats.org/drawingml/2006/wordprocessingDrawing" xmlns:w10="urn:schemas-microsoft-com:office:word" xmlns:w="http://schemas.openxmlformats.org/wordprocessingml/2006/main" xmlns:w14="http://schemas.microsoft.com/office/word/2010/wordml" xmlns:w15="http://schemas.microsoft.com/office/word/2012/wordml" xmlns:w16cex="http://schemas.microsoft.com/office/word/2018/wordml/cex" xmlns:w16cid="http://schemas.microsoft.com/office/word/2016/wordml/cid" xmlns:w16="http://schemas.microsoft.com/office/word/2018/wordml" xmlns:w16sdtdh="http://schemas.microsoft.com/office/word/2020/wordml/sdtdatahash" xmlns:w16se="http://schemas.microsoft.com/office/word/2015/wordml/symex" xmlns:wpg="http://schemas.microsoft.com/office/word/2010/wordprocessingGroup" xmlns:wpi="http://schemas.microsoft.com/office/word/2010/wordprocessingInk" xmlns:wne="http://schemas.microsoft.com/office/word/2006/wordml" xmlns:wps="http://schemas.microsoft.com/office/word/2010/wordprocessingShape" mc:Ignorable="w14 w15 w16se w16cid w16 w16cex w16sdtdh wp14">
+  <w:endnote w:type="separator" w:id="-1">
+    <w:p>
+      <w:r>
+        <w:separator/>
+      </w:r>
+    </w:p>
+  </w:endnote>
+  <w:endnote w:type="continuationSeparator" w:id="0">
+    <w:p>
+      <w:r>
+        <w:continuationSeparator/>
+      </w:r>
+    </w:p>
+  </w:endnote>
+</w:endnotes>
+</file>
+
+<file path=word/footnotes.xml><?xml version="1.0" encoding="utf-8"?>
+<w:footnotes xmlns:wpc="http://schemas.microsoft.com/office/word/2010/wordprocessingCanvas" xmlns:cx="http://schemas.microsoft.com/office/drawing/2014/chartex" xmlns:cx1="http://schemas.microsoft.com/office/drawing/2015/9/8/chartex" xmlns:cx2="http://schemas.microsoft.com/office/drawing/2015/10/21/chartex" xmlns:cx3="http://schemas.microsoft.com/office/drawing/2016/5/9/chartex" xmlns:cx4="http://schemas.microsoft.com/office/drawing/2016/5/10/chartex" xmlns:cx5="http://schemas.microsoft.com/office/drawing/2016/5/11/chartex" xmlns:cx6="http://schemas.microsoft.com/office/drawing/2016/5/12/chartex" xmlns:cx7="http://schemas.microsoft.com/office/drawing/2016/5/13/chartex" xmlns:cx8="http://schemas.microsoft.com/office/drawing/2016/5/14/chartex" xmlns:mc="http://schemas.openxmlformats.org/markup-compatibility/2006" xmlns:aink="http://schemas.microsoft.com/office/drawing/2016/ink" xmlns:am3d="http://schemas.microsoft.com/office/drawing/2017/model3d" xmlns:o="urn:schemas-microsoft-com:office:office" xmlns:r="http://schemas.openxmlformats.org/officeDocument/2006/relationships" xmlns:m="http://schemas.openxmlformats.org/officeDocument/2006/math" xmlns:v="urn:schemas-microsoft-com:vml" xmlns:wp14="http://schemas.microsoft.com/office/word/2010/wordprocessingDrawing" xmlns:wp="http://schemas.openxmlformats.org/drawingml/2006/wordprocessingDrawing" xmlns:w10="urn:schemas-microsoft-com:office:word" xmlns:w="http://schemas.openxmlformats.org/wordprocessingml/2006/main" xmlns:w14="http://schemas.microsoft.com/office/word/2010/wordml" xmlns:w15="http://schemas.microsoft.com/office/word/2012/wordml" xmlns:w16cex="http://schemas.microsoft.com/office/word/2018/wordml/cex" xmlns:w16cid="http://schemas.microsoft.com/office/word/2016/wordml/cid" xmlns:w16="http://schemas.microsoft.com/office/word/2018/wordml" xmlns:w16sdtdh="http://schemas.microsoft.com/office/word/2020/wordml/sdtdatahash" xmlns:w16se="http://schemas.microsoft.com/office/word/2015/wordml/symex" xmlns:wpg="http://schemas.microsoft.com/office/word/2010/wordprocessingGroup" xmlns:wpi="http://schemas.microsoft.com/office/word/2010/wordprocessingInk" xmlns:wne="http://schemas.microsoft.com/office/word/2006/wordml" xmlns:wps="http://schemas.microsoft.com/office/word/2010/wordprocessingShape" mc:Ignorable="w14 w15 w16se w16cid w16 w16cex w16sdtdh wp14">
+  <w:footnote w:type="separator" w:id="-1">
+    <w:p>
+      <w:r>
+        <w:separator/>
+      </w:r>
+    </w:p>
+  </w:footnote>
+  <w:footnote w:type="continuationSeparator" w:id="0">
+    <w:p>
+      <w:r>
+        <w:continuationSeparator/>
+      </w:r>
+    </w:p>
+  </w:footnote>
+</w:footnotes>
 </file>
 
 <file path=word/numbering.xml><?xml version="1.0" encoding="utf-8"?>
@@ -3277,6 +3033,66 @@
       <w:ind w:leftChars="200" w:left="480"/>
     </w:pPr>
   </w:style>
+  <w:style w:type="paragraph" w:styleId="a5">
+    <w:name w:val="header"/>
+    <w:basedOn w:val="a"/>
+    <w:link w:val="a6"/>
+    <w:uiPriority w:val="99"/>
+    <w:unhideWhenUsed/>
+    <w:rsid w:val="00F82862"/>
+    <w:pPr>
+      <w:tabs>
+        <w:tab w:val="center" w:pos="4153"/>
+        <w:tab w:val="right" w:pos="8306"/>
+      </w:tabs>
+      <w:snapToGrid w:val="0"/>
+    </w:pPr>
+    <w:rPr>
+      <w:sz w:val="20"/>
+      <w:szCs w:val="20"/>
+    </w:rPr>
+  </w:style>
+  <w:style w:type="character" w:customStyle="1" w:styleId="a6">
+    <w:name w:val="頁首 字元"/>
+    <w:basedOn w:val="a0"/>
+    <w:link w:val="a5"/>
+    <w:uiPriority w:val="99"/>
+    <w:rsid w:val="00F82862"/>
+    <w:rPr>
+      <w:sz w:val="20"/>
+      <w:szCs w:val="20"/>
+    </w:rPr>
+  </w:style>
+  <w:style w:type="paragraph" w:styleId="a7">
+    <w:name w:val="footer"/>
+    <w:basedOn w:val="a"/>
+    <w:link w:val="a8"/>
+    <w:uiPriority w:val="99"/>
+    <w:unhideWhenUsed/>
+    <w:rsid w:val="00F82862"/>
+    <w:pPr>
+      <w:tabs>
+        <w:tab w:val="center" w:pos="4153"/>
+        <w:tab w:val="right" w:pos="8306"/>
+      </w:tabs>
+      <w:snapToGrid w:val="0"/>
+    </w:pPr>
+    <w:rPr>
+      <w:sz w:val="20"/>
+      <w:szCs w:val="20"/>
+    </w:rPr>
+  </w:style>
+  <w:style w:type="character" w:customStyle="1" w:styleId="a8">
+    <w:name w:val="頁尾 字元"/>
+    <w:basedOn w:val="a0"/>
+    <w:link w:val="a7"/>
+    <w:uiPriority w:val="99"/>
+    <w:rsid w:val="00F82862"/>
+    <w:rPr>
+      <w:sz w:val="20"/>
+      <w:szCs w:val="20"/>
+    </w:rPr>
+  </w:style>
 </w:styles>
 </file>
 

--- a/系統文件/第2章/2-4競爭力分析.docx
+++ b/系統文件/第2章/2-4競爭力分析.docx
@@ -42,42 +42,18 @@
     </w:p>
     <w:p>
       <w:pPr>
-        <w:rPr>
-          <w:sz w:val="30"/>
-          <w:szCs w:val="30"/>
-        </w:rPr>
-      </w:pPr>
-      <w:r>
-        <w:rPr>
-          <w:rFonts w:hint="eastAsia"/>
-          <w:sz w:val="30"/>
-          <w:szCs w:val="30"/>
-        </w:rPr>
-        <w:t>S</w:t>
-      </w:r>
-      <w:r>
-        <w:rPr>
-          <w:rFonts w:hint="eastAsia"/>
-          <w:sz w:val="30"/>
-          <w:szCs w:val="30"/>
-        </w:rPr>
-        <w:t>（優勢</w:t>
-      </w:r>
-      <w:r>
-        <w:rPr>
-          <w:rFonts w:hint="eastAsia"/>
-          <w:sz w:val="30"/>
-          <w:szCs w:val="30"/>
-        </w:rPr>
-        <w:t xml:space="preserve"> Strengths</w:t>
-      </w:r>
-      <w:r>
-        <w:rPr>
-          <w:rFonts w:hint="eastAsia"/>
-          <w:sz w:val="30"/>
-          <w:szCs w:val="30"/>
-        </w:rPr>
-        <w:t>）</w:t>
+        <w:widowControl/>
+        <w:rPr>
+          <w:sz w:val="30"/>
+          <w:szCs w:val="30"/>
+        </w:rPr>
+      </w:pPr>
+      <w:r>
+        <w:rPr>
+          <w:sz w:val="30"/>
+          <w:szCs w:val="30"/>
+        </w:rPr>
+        <w:br w:type="page"/>
       </w:r>
     </w:p>
     <w:p>
@@ -93,31 +69,32 @@
           <w:sz w:val="30"/>
           <w:szCs w:val="30"/>
         </w:rPr>
-        <w:t>1.</w:t>
-      </w:r>
-      <w:r>
-        <w:rPr>
-          <w:rFonts w:hint="eastAsia"/>
-          <w:sz w:val="30"/>
-          <w:szCs w:val="30"/>
-        </w:rPr>
-        <w:t>拍照即學習的創新模式：結合手機相機與</w:t>
-      </w:r>
-      <w:r>
-        <w:rPr>
-          <w:rFonts w:hint="eastAsia"/>
-          <w:sz w:val="30"/>
-          <w:szCs w:val="30"/>
-        </w:rPr>
-        <w:t xml:space="preserve"> AI </w:t>
-      </w:r>
-      <w:r>
-        <w:rPr>
-          <w:rFonts w:hint="eastAsia"/>
-          <w:sz w:val="30"/>
-          <w:szCs w:val="30"/>
-        </w:rPr>
-        <w:t>辨識，使用者在生活場景中拍照就能學到相關日文單字，學習門檻低。</w:t>
+        <w:lastRenderedPageBreak/>
+        <w:t>W</w:t>
+      </w:r>
+      <w:r>
+        <w:rPr>
+          <w:rFonts w:hint="eastAsia"/>
+          <w:sz w:val="30"/>
+          <w:szCs w:val="30"/>
+        </w:rPr>
+        <w:t>（劣勢</w:t>
+      </w:r>
+      <w:r>
+        <w:rPr>
+          <w:rFonts w:hint="eastAsia"/>
+          <w:sz w:val="30"/>
+          <w:szCs w:val="30"/>
+        </w:rPr>
+        <w:t xml:space="preserve"> Weaknesses</w:t>
+      </w:r>
+      <w:r>
+        <w:rPr>
+          <w:rFonts w:hint="eastAsia"/>
+          <w:sz w:val="30"/>
+          <w:szCs w:val="30"/>
+        </w:rPr>
+        <w:t>）</w:t>
       </w:r>
     </w:p>
     <w:p>
@@ -133,31 +110,23 @@
           <w:sz w:val="30"/>
           <w:szCs w:val="30"/>
         </w:rPr>
-        <w:t>2.</w:t>
-      </w:r>
-      <w:r>
-        <w:rPr>
-          <w:rFonts w:hint="eastAsia"/>
-          <w:sz w:val="30"/>
-          <w:szCs w:val="30"/>
-        </w:rPr>
-        <w:t>情境化學習體驗：單字來自真實場景（拉麵店、車站、寺廟等），比傳統背單字</w:t>
-      </w:r>
-      <w:r>
-        <w:rPr>
-          <w:rFonts w:hint="eastAsia"/>
-          <w:sz w:val="30"/>
-          <w:szCs w:val="30"/>
-        </w:rPr>
-        <w:t xml:space="preserve"> App </w:t>
-      </w:r>
-      <w:r>
-        <w:rPr>
-          <w:rFonts w:hint="eastAsia"/>
-          <w:sz w:val="30"/>
-          <w:szCs w:val="30"/>
-        </w:rPr>
-        <w:t>更有記憶點。</w:t>
+        <w:t>1.</w:t>
+      </w:r>
+      <w:r>
+        <w:rPr>
+          <w:rFonts w:hint="eastAsia"/>
+          <w:sz w:val="30"/>
+          <w:szCs w:val="30"/>
+        </w:rPr>
+        <w:t xml:space="preserve">AI </w:t>
+      </w:r>
+      <w:r>
+        <w:rPr>
+          <w:rFonts w:hint="eastAsia"/>
+          <w:sz w:val="30"/>
+          <w:szCs w:val="30"/>
+        </w:rPr>
+        <w:t>辨識準確度受限：場景照片品質、光線、角度等因素可能影響辨識結果。</w:t>
       </w:r>
     </w:p>
     <w:p>
@@ -173,15 +142,47 @@
           <w:sz w:val="30"/>
           <w:szCs w:val="30"/>
         </w:rPr>
-        <w:t>3.</w:t>
-      </w:r>
-      <w:r>
-        <w:rPr>
-          <w:rFonts w:hint="eastAsia"/>
-          <w:sz w:val="30"/>
-          <w:szCs w:val="30"/>
-        </w:rPr>
-        <w:t>完整的社群互動機制：好友系統、學習小組、成就徽章，增加使用者的學習動機與黏著度。</w:t>
+        <w:t>2.</w:t>
+      </w:r>
+      <w:r>
+        <w:rPr>
+          <w:rFonts w:hint="eastAsia"/>
+          <w:sz w:val="30"/>
+          <w:szCs w:val="30"/>
+        </w:rPr>
+        <w:t>單字內容依賴</w:t>
+      </w:r>
+      <w:r>
+        <w:rPr>
+          <w:rFonts w:hint="eastAsia"/>
+          <w:sz w:val="30"/>
+          <w:szCs w:val="30"/>
+        </w:rPr>
+        <w:t xml:space="preserve"> AI </w:t>
+      </w:r>
+      <w:r>
+        <w:rPr>
+          <w:rFonts w:hint="eastAsia"/>
+          <w:sz w:val="30"/>
+          <w:szCs w:val="30"/>
+        </w:rPr>
+        <w:t>生成：與專業教材相比，</w:t>
+      </w:r>
+      <w:r>
+        <w:rPr>
+          <w:rFonts w:hint="eastAsia"/>
+          <w:sz w:val="30"/>
+          <w:szCs w:val="30"/>
+        </w:rPr>
+        <w:t xml:space="preserve">AI </w:t>
+      </w:r>
+      <w:r>
+        <w:rPr>
+          <w:rFonts w:hint="eastAsia"/>
+          <w:sz w:val="30"/>
+          <w:szCs w:val="30"/>
+        </w:rPr>
+        <w:t>生成的單字與例句可能有不精確的情況。</w:t>
       </w:r>
     </w:p>
     <w:p>
@@ -197,55 +198,15 @@
           <w:sz w:val="30"/>
           <w:szCs w:val="30"/>
         </w:rPr>
-        <w:t>4.</w:t>
-      </w:r>
-      <w:r>
-        <w:rPr>
-          <w:rFonts w:hint="eastAsia"/>
-          <w:sz w:val="30"/>
-          <w:szCs w:val="30"/>
-        </w:rPr>
-        <w:t xml:space="preserve">AI </w:t>
-      </w:r>
-      <w:r>
-        <w:rPr>
-          <w:rFonts w:hint="eastAsia"/>
-          <w:sz w:val="30"/>
-          <w:szCs w:val="30"/>
-        </w:rPr>
-        <w:t>智慧化功能：整合</w:t>
-      </w:r>
-      <w:r>
-        <w:rPr>
-          <w:rFonts w:hint="eastAsia"/>
-          <w:sz w:val="30"/>
-          <w:szCs w:val="30"/>
-        </w:rPr>
-        <w:t xml:space="preserve"> Google Gemini AI</w:t>
-      </w:r>
-      <w:r>
-        <w:rPr>
-          <w:rFonts w:hint="eastAsia"/>
-          <w:sz w:val="30"/>
-          <w:szCs w:val="30"/>
-        </w:rPr>
-        <w:t>，提供場景辨識、</w:t>
-      </w:r>
-      <w:r>
-        <w:rPr>
-          <w:rFonts w:hint="eastAsia"/>
-          <w:sz w:val="30"/>
-          <w:szCs w:val="30"/>
-        </w:rPr>
-        <w:t xml:space="preserve">AI </w:t>
-      </w:r>
-      <w:r>
-        <w:rPr>
-          <w:rFonts w:hint="eastAsia"/>
-          <w:sz w:val="30"/>
-          <w:szCs w:val="30"/>
-        </w:rPr>
-        <w:t>家教問答、角色扮演對話等多元學習方式。</w:t>
+        <w:t>3.</w:t>
+      </w:r>
+      <w:r>
+        <w:rPr>
+          <w:rFonts w:hint="eastAsia"/>
+          <w:sz w:val="30"/>
+          <w:szCs w:val="30"/>
+        </w:rPr>
+        <w:t>缺乏離線學習功能：目前所有功能皆需連網，無法在沒有網路的環境下使用。</w:t>
       </w:r>
     </w:p>
     <w:p>
@@ -261,15 +222,15 @@
           <w:sz w:val="30"/>
           <w:szCs w:val="30"/>
         </w:rPr>
-        <w:t>5.</w:t>
-      </w:r>
-      <w:r>
-        <w:rPr>
-          <w:rFonts w:hint="eastAsia"/>
-          <w:sz w:val="30"/>
-          <w:szCs w:val="30"/>
-        </w:rPr>
-        <w:t>個人化設定完善：字體大小調整、通知提醒、暱稱修改、收藏夾分類管理，滿足不同使用者需求。</w:t>
+        <w:t>4.</w:t>
+      </w:r>
+      <w:r>
+        <w:rPr>
+          <w:rFonts w:hint="eastAsia"/>
+          <w:sz w:val="30"/>
+          <w:szCs w:val="30"/>
+        </w:rPr>
+        <w:t>尚未串接真實金流：點數購買與訂閱方案目前為模擬付款，尚未整合第三方支付平台。</w:t>
       </w:r>
     </w:p>
     <w:p>
@@ -285,87 +246,72 @@
           <w:sz w:val="30"/>
           <w:szCs w:val="30"/>
         </w:rPr>
-        <w:t>6.</w:t>
-      </w:r>
-      <w:r>
-        <w:rPr>
-          <w:rFonts w:hint="eastAsia"/>
-          <w:sz w:val="30"/>
-          <w:szCs w:val="30"/>
-        </w:rPr>
-        <w:t>跨平台支援：使用</w:t>
-      </w:r>
-      <w:r>
-        <w:rPr>
-          <w:rFonts w:hint="eastAsia"/>
-          <w:sz w:val="30"/>
-          <w:szCs w:val="30"/>
-        </w:rPr>
-        <w:t xml:space="preserve"> Flutter </w:t>
-      </w:r>
-      <w:r>
-        <w:rPr>
-          <w:rFonts w:hint="eastAsia"/>
-          <w:sz w:val="30"/>
-          <w:szCs w:val="30"/>
-        </w:rPr>
-        <w:t>開發，同時支援</w:t>
-      </w:r>
-      <w:r>
-        <w:rPr>
-          <w:rFonts w:hint="eastAsia"/>
-          <w:sz w:val="30"/>
-          <w:szCs w:val="30"/>
-        </w:rPr>
-        <w:t xml:space="preserve"> Android </w:t>
-      </w:r>
-      <w:r>
-        <w:rPr>
-          <w:rFonts w:hint="eastAsia"/>
-          <w:sz w:val="30"/>
-          <w:szCs w:val="30"/>
-        </w:rPr>
-        <w:t>與</w:t>
-      </w:r>
-      <w:r>
-        <w:rPr>
-          <w:rFonts w:hint="eastAsia"/>
-          <w:sz w:val="30"/>
-          <w:szCs w:val="30"/>
-        </w:rPr>
-        <w:t xml:space="preserve"> Web </w:t>
-      </w:r>
-      <w:r>
-        <w:rPr>
-          <w:rFonts w:hint="eastAsia"/>
-          <w:sz w:val="30"/>
-          <w:szCs w:val="30"/>
-        </w:rPr>
-        <w:t>平台。</w:t>
+        <w:t>5.</w:t>
+      </w:r>
+      <w:r>
+        <w:rPr>
+          <w:rFonts w:hint="eastAsia"/>
+          <w:sz w:val="30"/>
+          <w:szCs w:val="30"/>
+        </w:rPr>
+        <w:t>團隊開發經驗有限：為學校專題作品，開發人力與時間資源有限。</w:t>
       </w:r>
     </w:p>
     <w:p>
       <w:pPr>
-        <w:rPr>
-          <w:sz w:val="30"/>
-          <w:szCs w:val="30"/>
-        </w:rPr>
-      </w:pPr>
+        <w:widowControl/>
+        <w:rPr>
+          <w:sz w:val="30"/>
+          <w:szCs w:val="30"/>
+        </w:rPr>
+      </w:pPr>
+      <w:r>
+        <w:rPr>
+          <w:sz w:val="30"/>
+          <w:szCs w:val="30"/>
+        </w:rPr>
+        <w:br w:type="page"/>
+      </w:r>
     </w:p>
     <w:p>
       <w:pPr>
-        <w:widowControl/>
-        <w:rPr>
-          <w:sz w:val="30"/>
-          <w:szCs w:val="30"/>
-        </w:rPr>
-      </w:pPr>
-      <w:r>
-        <w:rPr>
-          <w:sz w:val="30"/>
-          <w:szCs w:val="30"/>
-        </w:rPr>
-        <w:br w:type="page"/>
+        <w:rPr>
+          <w:sz w:val="30"/>
+          <w:szCs w:val="30"/>
+        </w:rPr>
+      </w:pPr>
+      <w:r>
+        <w:rPr>
+          <w:rFonts w:hint="eastAsia"/>
+          <w:sz w:val="30"/>
+          <w:szCs w:val="30"/>
+        </w:rPr>
+        <w:lastRenderedPageBreak/>
+        <w:t>O</w:t>
+      </w:r>
+      <w:r>
+        <w:rPr>
+          <w:rFonts w:hint="eastAsia"/>
+          <w:sz w:val="30"/>
+          <w:szCs w:val="30"/>
+        </w:rPr>
+        <w:t>（機會</w:t>
+      </w:r>
+      <w:r>
+        <w:rPr>
+          <w:rFonts w:hint="eastAsia"/>
+          <w:sz w:val="30"/>
+          <w:szCs w:val="30"/>
+        </w:rPr>
+        <w:t xml:space="preserve"> Opportunities</w:t>
+      </w:r>
+      <w:r>
+        <w:rPr>
+          <w:rFonts w:hint="eastAsia"/>
+          <w:sz w:val="30"/>
+          <w:szCs w:val="30"/>
+        </w:rPr>
+        <w:t>）</w:t>
       </w:r>
     </w:p>
     <w:p>
@@ -381,32 +327,15 @@
           <w:sz w:val="30"/>
           <w:szCs w:val="30"/>
         </w:rPr>
-        <w:lastRenderedPageBreak/>
-        <w:t>W</w:t>
-      </w:r>
-      <w:r>
-        <w:rPr>
-          <w:rFonts w:hint="eastAsia"/>
-          <w:sz w:val="30"/>
-          <w:szCs w:val="30"/>
-        </w:rPr>
-        <w:t>（劣勢</w:t>
-      </w:r>
-      <w:r>
-        <w:rPr>
-          <w:rFonts w:hint="eastAsia"/>
-          <w:sz w:val="30"/>
-          <w:szCs w:val="30"/>
-        </w:rPr>
-        <w:t xml:space="preserve"> Weaknesses</w:t>
-      </w:r>
-      <w:r>
-        <w:rPr>
-          <w:rFonts w:hint="eastAsia"/>
-          <w:sz w:val="30"/>
-          <w:szCs w:val="30"/>
-        </w:rPr>
-        <w:t>）</w:t>
+        <w:t>1.</w:t>
+      </w:r>
+      <w:r>
+        <w:rPr>
+          <w:rFonts w:hint="eastAsia"/>
+          <w:sz w:val="30"/>
+          <w:szCs w:val="30"/>
+        </w:rPr>
+        <w:t>日旅遊市場持續成長：台灣赴日觀光人次逐年增加，出發前或旅途中學日文的需求提升。</w:t>
       </w:r>
     </w:p>
     <w:p>
@@ -422,7 +351,7 @@
           <w:sz w:val="30"/>
           <w:szCs w:val="30"/>
         </w:rPr>
-        <w:t>1.</w:t>
+        <w:t>2.</w:t>
       </w:r>
       <w:r>
         <w:rPr>
@@ -438,7 +367,23 @@
           <w:sz w:val="30"/>
           <w:szCs w:val="30"/>
         </w:rPr>
-        <w:t>辨識準確度受限：場景照片品質、光線、角度等因素可能影響辨識結果。</w:t>
+        <w:t>技術快速發展：</w:t>
+      </w:r>
+      <w:r>
+        <w:rPr>
+          <w:rFonts w:hint="eastAsia"/>
+          <w:sz w:val="30"/>
+          <w:szCs w:val="30"/>
+        </w:rPr>
+        <w:t xml:space="preserve">Google Gemini </w:t>
+      </w:r>
+      <w:r>
+        <w:rPr>
+          <w:rFonts w:hint="eastAsia"/>
+          <w:sz w:val="30"/>
+          <w:szCs w:val="30"/>
+        </w:rPr>
+        <w:t>等大型語言模型持續進化，可提供更精準的辨識與對話體驗。</w:t>
       </w:r>
     </w:p>
     <w:p>
@@ -454,47 +399,15 @@
           <w:sz w:val="30"/>
           <w:szCs w:val="30"/>
         </w:rPr>
-        <w:t>2.</w:t>
-      </w:r>
-      <w:r>
-        <w:rPr>
-          <w:rFonts w:hint="eastAsia"/>
-          <w:sz w:val="30"/>
-          <w:szCs w:val="30"/>
-        </w:rPr>
-        <w:t>單字內容依賴</w:t>
-      </w:r>
-      <w:r>
-        <w:rPr>
-          <w:rFonts w:hint="eastAsia"/>
-          <w:sz w:val="30"/>
-          <w:szCs w:val="30"/>
-        </w:rPr>
-        <w:t xml:space="preserve"> AI </w:t>
-      </w:r>
-      <w:r>
-        <w:rPr>
-          <w:rFonts w:hint="eastAsia"/>
-          <w:sz w:val="30"/>
-          <w:szCs w:val="30"/>
-        </w:rPr>
-        <w:t>生成：與專業教材相比，</w:t>
-      </w:r>
-      <w:r>
-        <w:rPr>
-          <w:rFonts w:hint="eastAsia"/>
-          <w:sz w:val="30"/>
-          <w:szCs w:val="30"/>
-        </w:rPr>
-        <w:t xml:space="preserve">AI </w:t>
-      </w:r>
-      <w:r>
-        <w:rPr>
-          <w:rFonts w:hint="eastAsia"/>
-          <w:sz w:val="30"/>
-          <w:szCs w:val="30"/>
-        </w:rPr>
-        <w:t>生成的單字與例句可能有不精確的情況。</w:t>
+        <w:t>3.</w:t>
+      </w:r>
+      <w:r>
+        <w:rPr>
+          <w:rFonts w:hint="eastAsia"/>
+          <w:sz w:val="30"/>
+          <w:szCs w:val="30"/>
+        </w:rPr>
+        <w:t>行動學習趨勢：現代人習慣利用零碎時間透過手機學習，符合本系統「拍照即學」的設計理念。</w:t>
       </w:r>
     </w:p>
     <w:p>
@@ -510,15 +423,47 @@
           <w:sz w:val="30"/>
           <w:szCs w:val="30"/>
         </w:rPr>
-        <w:t>3.</w:t>
-      </w:r>
-      <w:r>
-        <w:rPr>
-          <w:rFonts w:hint="eastAsia"/>
-          <w:sz w:val="30"/>
-          <w:szCs w:val="30"/>
-        </w:rPr>
-        <w:t>缺乏離線學習功能：目前所有功能皆需連網，無法在沒有網路的環境下使用。</w:t>
+        <w:t>4.</w:t>
+      </w:r>
+      <w:r>
+        <w:rPr>
+          <w:rFonts w:hint="eastAsia"/>
+          <w:sz w:val="30"/>
+          <w:szCs w:val="30"/>
+        </w:rPr>
+        <w:t>日文學習市場缺乏情境化產品：目前主流日文</w:t>
+      </w:r>
+      <w:r>
+        <w:rPr>
+          <w:rFonts w:hint="eastAsia"/>
+          <w:sz w:val="30"/>
+          <w:szCs w:val="30"/>
+        </w:rPr>
+        <w:t xml:space="preserve"> App</w:t>
+      </w:r>
+      <w:r>
+        <w:rPr>
+          <w:rFonts w:hint="eastAsia"/>
+          <w:sz w:val="30"/>
+          <w:szCs w:val="30"/>
+        </w:rPr>
+        <w:t>（</w:t>
+      </w:r>
+      <w:r>
+        <w:rPr>
+          <w:rFonts w:hint="eastAsia"/>
+          <w:sz w:val="30"/>
+          <w:szCs w:val="30"/>
+        </w:rPr>
+        <w:t>Duolingo</w:t>
+      </w:r>
+      <w:r>
+        <w:rPr>
+          <w:rFonts w:hint="eastAsia"/>
+          <w:sz w:val="30"/>
+          <w:szCs w:val="30"/>
+        </w:rPr>
+        <w:t>、日語大師等）多以制式課程為主，缺少結合生活場景的學習方式。</w:t>
       </w:r>
     </w:p>
     <w:p>
@@ -534,279 +479,21 @@
           <w:sz w:val="30"/>
           <w:szCs w:val="30"/>
         </w:rPr>
-        <w:t>4.</w:t>
-      </w:r>
-      <w:r>
-        <w:rPr>
-          <w:rFonts w:hint="eastAsia"/>
-          <w:sz w:val="30"/>
-          <w:szCs w:val="30"/>
-        </w:rPr>
-        <w:t>尚未串接真實金流：點數購買與訂閱方案目前為模擬付款，尚未整合第三方支付平台。</w:t>
+        <w:t>5.</w:t>
+      </w:r>
+      <w:r>
+        <w:rPr>
+          <w:rFonts w:hint="eastAsia"/>
+          <w:sz w:val="30"/>
+          <w:szCs w:val="30"/>
+        </w:rPr>
+        <w:t>社群功能可擴展性高：未來可加入排行榜、班級群組、師生互動等功能，拓展至教育機構市場。</w:t>
       </w:r>
     </w:p>
     <w:p>
       <w:pPr>
-        <w:rPr>
-          <w:sz w:val="30"/>
-          <w:szCs w:val="30"/>
-        </w:rPr>
-      </w:pPr>
-      <w:r>
-        <w:rPr>
-          <w:rFonts w:hint="eastAsia"/>
-          <w:sz w:val="30"/>
-          <w:szCs w:val="30"/>
-        </w:rPr>
-        <w:t>5.</w:t>
-      </w:r>
-      <w:r>
-        <w:rPr>
-          <w:rFonts w:hint="eastAsia"/>
-          <w:sz w:val="30"/>
-          <w:szCs w:val="30"/>
-        </w:rPr>
-        <w:t>團隊開發經驗有限：為學校專題作品，開發人力與時間資源有限。</w:t>
-      </w:r>
-    </w:p>
-    <w:p>
-      <w:pPr>
         <w:widowControl/>
         <w:rPr>
-          <w:sz w:val="30"/>
-          <w:szCs w:val="30"/>
-        </w:rPr>
-      </w:pPr>
-      <w:r>
-        <w:rPr>
-          <w:sz w:val="30"/>
-          <w:szCs w:val="30"/>
-        </w:rPr>
-        <w:br w:type="page"/>
-      </w:r>
-    </w:p>
-    <w:p>
-      <w:pPr>
-        <w:rPr>
-          <w:sz w:val="30"/>
-          <w:szCs w:val="30"/>
-        </w:rPr>
-      </w:pPr>
-      <w:r>
-        <w:rPr>
-          <w:rFonts w:hint="eastAsia"/>
-          <w:sz w:val="30"/>
-          <w:szCs w:val="30"/>
-        </w:rPr>
-        <w:lastRenderedPageBreak/>
-        <w:t>O</w:t>
-      </w:r>
-      <w:r>
-        <w:rPr>
-          <w:rFonts w:hint="eastAsia"/>
-          <w:sz w:val="30"/>
-          <w:szCs w:val="30"/>
-        </w:rPr>
-        <w:t>（機會</w:t>
-      </w:r>
-      <w:r>
-        <w:rPr>
-          <w:rFonts w:hint="eastAsia"/>
-          <w:sz w:val="30"/>
-          <w:szCs w:val="30"/>
-        </w:rPr>
-        <w:t xml:space="preserve"> Opportunities</w:t>
-      </w:r>
-      <w:r>
-        <w:rPr>
-          <w:rFonts w:hint="eastAsia"/>
-          <w:sz w:val="30"/>
-          <w:szCs w:val="30"/>
-        </w:rPr>
-        <w:t>）</w:t>
-      </w:r>
-    </w:p>
-    <w:p>
-      <w:pPr>
-        <w:rPr>
-          <w:sz w:val="30"/>
-          <w:szCs w:val="30"/>
-        </w:rPr>
-      </w:pPr>
-      <w:r>
-        <w:rPr>
-          <w:rFonts w:hint="eastAsia"/>
-          <w:sz w:val="30"/>
-          <w:szCs w:val="30"/>
-        </w:rPr>
-        <w:t>1.</w:t>
-      </w:r>
-      <w:r>
-        <w:rPr>
-          <w:rFonts w:hint="eastAsia"/>
-          <w:sz w:val="30"/>
-          <w:szCs w:val="30"/>
-        </w:rPr>
-        <w:t>日旅遊市場持續成長：台灣赴日觀光人次逐年增加，出發前或旅途中學日文的需求提升。</w:t>
-      </w:r>
-    </w:p>
-    <w:p>
-      <w:pPr>
-        <w:rPr>
-          <w:sz w:val="30"/>
-          <w:szCs w:val="30"/>
-        </w:rPr>
-      </w:pPr>
-      <w:r>
-        <w:rPr>
-          <w:rFonts w:hint="eastAsia"/>
-          <w:sz w:val="30"/>
-          <w:szCs w:val="30"/>
-        </w:rPr>
-        <w:t>2.</w:t>
-      </w:r>
-      <w:r>
-        <w:rPr>
-          <w:rFonts w:hint="eastAsia"/>
-          <w:sz w:val="30"/>
-          <w:szCs w:val="30"/>
-        </w:rPr>
-        <w:t xml:space="preserve">AI </w:t>
-      </w:r>
-      <w:r>
-        <w:rPr>
-          <w:rFonts w:hint="eastAsia"/>
-          <w:sz w:val="30"/>
-          <w:szCs w:val="30"/>
-        </w:rPr>
-        <w:t>技術快速發展：</w:t>
-      </w:r>
-      <w:r>
-        <w:rPr>
-          <w:rFonts w:hint="eastAsia"/>
-          <w:sz w:val="30"/>
-          <w:szCs w:val="30"/>
-        </w:rPr>
-        <w:t xml:space="preserve">Google Gemini </w:t>
-      </w:r>
-      <w:r>
-        <w:rPr>
-          <w:rFonts w:hint="eastAsia"/>
-          <w:sz w:val="30"/>
-          <w:szCs w:val="30"/>
-        </w:rPr>
-        <w:t>等大型語言模型持續進化，可提供更精準的辨識與對話體驗。</w:t>
-      </w:r>
-    </w:p>
-    <w:p>
-      <w:pPr>
-        <w:rPr>
-          <w:sz w:val="30"/>
-          <w:szCs w:val="30"/>
-        </w:rPr>
-      </w:pPr>
-      <w:r>
-        <w:rPr>
-          <w:rFonts w:hint="eastAsia"/>
-          <w:sz w:val="30"/>
-          <w:szCs w:val="30"/>
-        </w:rPr>
-        <w:t>3.</w:t>
-      </w:r>
-      <w:r>
-        <w:rPr>
-          <w:rFonts w:hint="eastAsia"/>
-          <w:sz w:val="30"/>
-          <w:szCs w:val="30"/>
-        </w:rPr>
-        <w:t>行動學習趨勢：現代人習慣利用零碎時間透過手機學習，符合本系統「拍照即學」的設計理念。</w:t>
-      </w:r>
-    </w:p>
-    <w:p>
-      <w:pPr>
-        <w:rPr>
-          <w:sz w:val="30"/>
-          <w:szCs w:val="30"/>
-        </w:rPr>
-      </w:pPr>
-      <w:r>
-        <w:rPr>
-          <w:rFonts w:hint="eastAsia"/>
-          <w:sz w:val="30"/>
-          <w:szCs w:val="30"/>
-        </w:rPr>
-        <w:t>4.</w:t>
-      </w:r>
-      <w:r>
-        <w:rPr>
-          <w:rFonts w:hint="eastAsia"/>
-          <w:sz w:val="30"/>
-          <w:szCs w:val="30"/>
-        </w:rPr>
-        <w:t>日文學習市場缺乏情境化產品：目前主流日文</w:t>
-      </w:r>
-      <w:r>
-        <w:rPr>
-          <w:rFonts w:hint="eastAsia"/>
-          <w:sz w:val="30"/>
-          <w:szCs w:val="30"/>
-        </w:rPr>
-        <w:t xml:space="preserve"> App</w:t>
-      </w:r>
-      <w:r>
-        <w:rPr>
-          <w:rFonts w:hint="eastAsia"/>
-          <w:sz w:val="30"/>
-          <w:szCs w:val="30"/>
-        </w:rPr>
-        <w:t>（</w:t>
-      </w:r>
-      <w:r>
-        <w:rPr>
-          <w:rFonts w:hint="eastAsia"/>
-          <w:sz w:val="30"/>
-          <w:szCs w:val="30"/>
-        </w:rPr>
-        <w:t>Duolingo</w:t>
-      </w:r>
-      <w:r>
-        <w:rPr>
-          <w:rFonts w:hint="eastAsia"/>
-          <w:sz w:val="30"/>
-          <w:szCs w:val="30"/>
-        </w:rPr>
-        <w:t>、日語大師等）多以制式課程為主，缺少結合生活場景的學習方式。</w:t>
-      </w:r>
-    </w:p>
-    <w:p>
-      <w:pPr>
-        <w:rPr>
-          <w:sz w:val="30"/>
-          <w:szCs w:val="30"/>
-        </w:rPr>
-      </w:pPr>
-      <w:r>
-        <w:rPr>
-          <w:rFonts w:hint="eastAsia"/>
-          <w:sz w:val="30"/>
-          <w:szCs w:val="30"/>
-        </w:rPr>
-        <w:t>5.</w:t>
-      </w:r>
-      <w:r>
-        <w:rPr>
-          <w:rFonts w:hint="eastAsia"/>
-          <w:sz w:val="30"/>
-          <w:szCs w:val="30"/>
-        </w:rPr>
-        <w:t>社群功能可擴展性高：未來可加入排行榜、班級群組、師生互動等功能，拓展至教育機構市場。</w:t>
-      </w:r>
-    </w:p>
-    <w:p>
-      <w:pPr>
-        <w:widowControl/>
-        <w:rPr>
-          <w:rFonts w:hint="eastAsia"/>
           <w:sz w:val="30"/>
           <w:szCs w:val="30"/>
         </w:rPr>

--- a/系統文件/第2章/2-4競爭力分析.docx
+++ b/系統文件/第2章/2-4競爭力分析.docx
@@ -58,218 +58,18 @@
     </w:p>
     <w:p>
       <w:pPr>
-        <w:rPr>
-          <w:sz w:val="30"/>
-          <w:szCs w:val="30"/>
-        </w:rPr>
-      </w:pPr>
-      <w:r>
-        <w:rPr>
-          <w:rFonts w:hint="eastAsia"/>
+        <w:widowControl/>
+        <w:rPr>
+          <w:sz w:val="30"/>
+          <w:szCs w:val="30"/>
+        </w:rPr>
+      </w:pPr>
+      <w:r>
+        <w:rPr>
           <w:sz w:val="30"/>
           <w:szCs w:val="30"/>
         </w:rPr>
         <w:lastRenderedPageBreak/>
-        <w:t>W</w:t>
-      </w:r>
-      <w:r>
-        <w:rPr>
-          <w:rFonts w:hint="eastAsia"/>
-          <w:sz w:val="30"/>
-          <w:szCs w:val="30"/>
-        </w:rPr>
-        <w:t>（劣勢</w:t>
-      </w:r>
-      <w:r>
-        <w:rPr>
-          <w:rFonts w:hint="eastAsia"/>
-          <w:sz w:val="30"/>
-          <w:szCs w:val="30"/>
-        </w:rPr>
-        <w:t xml:space="preserve"> Weaknesses</w:t>
-      </w:r>
-      <w:r>
-        <w:rPr>
-          <w:rFonts w:hint="eastAsia"/>
-          <w:sz w:val="30"/>
-          <w:szCs w:val="30"/>
-        </w:rPr>
-        <w:t>）</w:t>
-      </w:r>
-    </w:p>
-    <w:p>
-      <w:pPr>
-        <w:rPr>
-          <w:sz w:val="30"/>
-          <w:szCs w:val="30"/>
-        </w:rPr>
-      </w:pPr>
-      <w:r>
-        <w:rPr>
-          <w:rFonts w:hint="eastAsia"/>
-          <w:sz w:val="30"/>
-          <w:szCs w:val="30"/>
-        </w:rPr>
-        <w:t>1.</w:t>
-      </w:r>
-      <w:r>
-        <w:rPr>
-          <w:rFonts w:hint="eastAsia"/>
-          <w:sz w:val="30"/>
-          <w:szCs w:val="30"/>
-        </w:rPr>
-        <w:t xml:space="preserve">AI </w:t>
-      </w:r>
-      <w:r>
-        <w:rPr>
-          <w:rFonts w:hint="eastAsia"/>
-          <w:sz w:val="30"/>
-          <w:szCs w:val="30"/>
-        </w:rPr>
-        <w:t>辨識準確度受限：場景照片品質、光線、角度等因素可能影響辨識結果。</w:t>
-      </w:r>
-    </w:p>
-    <w:p>
-      <w:pPr>
-        <w:rPr>
-          <w:sz w:val="30"/>
-          <w:szCs w:val="30"/>
-        </w:rPr>
-      </w:pPr>
-      <w:r>
-        <w:rPr>
-          <w:rFonts w:hint="eastAsia"/>
-          <w:sz w:val="30"/>
-          <w:szCs w:val="30"/>
-        </w:rPr>
-        <w:t>2.</w:t>
-      </w:r>
-      <w:r>
-        <w:rPr>
-          <w:rFonts w:hint="eastAsia"/>
-          <w:sz w:val="30"/>
-          <w:szCs w:val="30"/>
-        </w:rPr>
-        <w:t>單字內容依賴</w:t>
-      </w:r>
-      <w:r>
-        <w:rPr>
-          <w:rFonts w:hint="eastAsia"/>
-          <w:sz w:val="30"/>
-          <w:szCs w:val="30"/>
-        </w:rPr>
-        <w:t xml:space="preserve"> AI </w:t>
-      </w:r>
-      <w:r>
-        <w:rPr>
-          <w:rFonts w:hint="eastAsia"/>
-          <w:sz w:val="30"/>
-          <w:szCs w:val="30"/>
-        </w:rPr>
-        <w:t>生成：與專業教材相比，</w:t>
-      </w:r>
-      <w:r>
-        <w:rPr>
-          <w:rFonts w:hint="eastAsia"/>
-          <w:sz w:val="30"/>
-          <w:szCs w:val="30"/>
-        </w:rPr>
-        <w:t xml:space="preserve">AI </w:t>
-      </w:r>
-      <w:r>
-        <w:rPr>
-          <w:rFonts w:hint="eastAsia"/>
-          <w:sz w:val="30"/>
-          <w:szCs w:val="30"/>
-        </w:rPr>
-        <w:t>生成的單字與例句可能有不精確的情況。</w:t>
-      </w:r>
-    </w:p>
-    <w:p>
-      <w:pPr>
-        <w:rPr>
-          <w:sz w:val="30"/>
-          <w:szCs w:val="30"/>
-        </w:rPr>
-      </w:pPr>
-      <w:r>
-        <w:rPr>
-          <w:rFonts w:hint="eastAsia"/>
-          <w:sz w:val="30"/>
-          <w:szCs w:val="30"/>
-        </w:rPr>
-        <w:t>3.</w:t>
-      </w:r>
-      <w:r>
-        <w:rPr>
-          <w:rFonts w:hint="eastAsia"/>
-          <w:sz w:val="30"/>
-          <w:szCs w:val="30"/>
-        </w:rPr>
-        <w:t>缺乏離線學習功能：目前所有功能皆需連網，無法在沒有網路的環境下使用。</w:t>
-      </w:r>
-    </w:p>
-    <w:p>
-      <w:pPr>
-        <w:rPr>
-          <w:sz w:val="30"/>
-          <w:szCs w:val="30"/>
-        </w:rPr>
-      </w:pPr>
-      <w:r>
-        <w:rPr>
-          <w:rFonts w:hint="eastAsia"/>
-          <w:sz w:val="30"/>
-          <w:szCs w:val="30"/>
-        </w:rPr>
-        <w:t>4.</w:t>
-      </w:r>
-      <w:r>
-        <w:rPr>
-          <w:rFonts w:hint="eastAsia"/>
-          <w:sz w:val="30"/>
-          <w:szCs w:val="30"/>
-        </w:rPr>
-        <w:t>尚未串接真實金流：點數購買與訂閱方案目前為模擬付款，尚未整合第三方支付平台。</w:t>
-      </w:r>
-    </w:p>
-    <w:p>
-      <w:pPr>
-        <w:rPr>
-          <w:sz w:val="30"/>
-          <w:szCs w:val="30"/>
-        </w:rPr>
-      </w:pPr>
-      <w:r>
-        <w:rPr>
-          <w:rFonts w:hint="eastAsia"/>
-          <w:sz w:val="30"/>
-          <w:szCs w:val="30"/>
-        </w:rPr>
-        <w:t>5.</w:t>
-      </w:r>
-      <w:r>
-        <w:rPr>
-          <w:rFonts w:hint="eastAsia"/>
-          <w:sz w:val="30"/>
-          <w:szCs w:val="30"/>
-        </w:rPr>
-        <w:t>團隊開發經驗有限：為學校專題作品，開發人力與時間資源有限。</w:t>
-      </w:r>
-    </w:p>
-    <w:p>
-      <w:pPr>
-        <w:widowControl/>
-        <w:rPr>
-          <w:sz w:val="30"/>
-          <w:szCs w:val="30"/>
-        </w:rPr>
-      </w:pPr>
-      <w:r>
-        <w:rPr>
-          <w:sz w:val="30"/>
-          <w:szCs w:val="30"/>
-        </w:rPr>
         <w:br w:type="page"/>
       </w:r>
     </w:p>

--- a/系統文件/第2章/2-4競爭力分析.docx
+++ b/系統文件/第2章/2-4競爭力分析.docx
@@ -72,222 +72,13 @@
         <w:lastRenderedPageBreak/>
         <w:br w:type="page"/>
       </w:r>
-    </w:p>
-    <w:p>
-      <w:pPr>
+      <w:r>
         <w:rPr>
           <w:sz w:val="30"/>
           <w:szCs w:val="30"/>
         </w:rPr>
-      </w:pPr>
-      <w:r>
-        <w:rPr>
-          <w:rFonts w:hint="eastAsia"/>
-          <w:sz w:val="30"/>
-          <w:szCs w:val="30"/>
-        </w:rPr>
         <w:lastRenderedPageBreak/>
-        <w:t>O</w:t>
-      </w:r>
-      <w:r>
-        <w:rPr>
-          <w:rFonts w:hint="eastAsia"/>
-          <w:sz w:val="30"/>
-          <w:szCs w:val="30"/>
-        </w:rPr>
-        <w:t>（機會</w:t>
-      </w:r>
-      <w:r>
-        <w:rPr>
-          <w:rFonts w:hint="eastAsia"/>
-          <w:sz w:val="30"/>
-          <w:szCs w:val="30"/>
-        </w:rPr>
-        <w:t xml:space="preserve"> Opportunities</w:t>
-      </w:r>
-      <w:r>
-        <w:rPr>
-          <w:rFonts w:hint="eastAsia"/>
-          <w:sz w:val="30"/>
-          <w:szCs w:val="30"/>
-        </w:rPr>
-        <w:t>）</w:t>
-      </w:r>
-    </w:p>
-    <w:p>
-      <w:pPr>
-        <w:rPr>
-          <w:sz w:val="30"/>
-          <w:szCs w:val="30"/>
-        </w:rPr>
-      </w:pPr>
-      <w:r>
-        <w:rPr>
-          <w:rFonts w:hint="eastAsia"/>
-          <w:sz w:val="30"/>
-          <w:szCs w:val="30"/>
-        </w:rPr>
-        <w:t>1.</w:t>
-      </w:r>
-      <w:r>
-        <w:rPr>
-          <w:rFonts w:hint="eastAsia"/>
-          <w:sz w:val="30"/>
-          <w:szCs w:val="30"/>
-        </w:rPr>
-        <w:t>日旅遊市場持續成長：台灣赴日觀光人次逐年增加，出發前或旅途中學日文的需求提升。</w:t>
-      </w:r>
-    </w:p>
-    <w:p>
-      <w:pPr>
-        <w:rPr>
-          <w:sz w:val="30"/>
-          <w:szCs w:val="30"/>
-        </w:rPr>
-      </w:pPr>
-      <w:r>
-        <w:rPr>
-          <w:rFonts w:hint="eastAsia"/>
-          <w:sz w:val="30"/>
-          <w:szCs w:val="30"/>
-        </w:rPr>
-        <w:t>2.</w:t>
-      </w:r>
-      <w:r>
-        <w:rPr>
-          <w:rFonts w:hint="eastAsia"/>
-          <w:sz w:val="30"/>
-          <w:szCs w:val="30"/>
-        </w:rPr>
-        <w:t xml:space="preserve">AI </w:t>
-      </w:r>
-      <w:r>
-        <w:rPr>
-          <w:rFonts w:hint="eastAsia"/>
-          <w:sz w:val="30"/>
-          <w:szCs w:val="30"/>
-        </w:rPr>
-        <w:t>技術快速發展：</w:t>
-      </w:r>
-      <w:r>
-        <w:rPr>
-          <w:rFonts w:hint="eastAsia"/>
-          <w:sz w:val="30"/>
-          <w:szCs w:val="30"/>
-        </w:rPr>
-        <w:t xml:space="preserve">Google Gemini </w:t>
-      </w:r>
-      <w:r>
-        <w:rPr>
-          <w:rFonts w:hint="eastAsia"/>
-          <w:sz w:val="30"/>
-          <w:szCs w:val="30"/>
-        </w:rPr>
-        <w:t>等大型語言模型持續進化，可提供更精準的辨識與對話體驗。</w:t>
-      </w:r>
-    </w:p>
-    <w:p>
-      <w:pPr>
-        <w:rPr>
-          <w:sz w:val="30"/>
-          <w:szCs w:val="30"/>
-        </w:rPr>
-      </w:pPr>
-      <w:r>
-        <w:rPr>
-          <w:rFonts w:hint="eastAsia"/>
-          <w:sz w:val="30"/>
-          <w:szCs w:val="30"/>
-        </w:rPr>
-        <w:t>3.</w:t>
-      </w:r>
-      <w:r>
-        <w:rPr>
-          <w:rFonts w:hint="eastAsia"/>
-          <w:sz w:val="30"/>
-          <w:szCs w:val="30"/>
-        </w:rPr>
-        <w:t>行動學習趨勢：現代人習慣利用零碎時間透過手機學習，符合本系統「拍照即學」的設計理念。</w:t>
-      </w:r>
-    </w:p>
-    <w:p>
-      <w:pPr>
-        <w:rPr>
-          <w:sz w:val="30"/>
-          <w:szCs w:val="30"/>
-        </w:rPr>
-      </w:pPr>
-      <w:r>
-        <w:rPr>
-          <w:rFonts w:hint="eastAsia"/>
-          <w:sz w:val="30"/>
-          <w:szCs w:val="30"/>
-        </w:rPr>
-        <w:t>4.</w:t>
-      </w:r>
-      <w:r>
-        <w:rPr>
-          <w:rFonts w:hint="eastAsia"/>
-          <w:sz w:val="30"/>
-          <w:szCs w:val="30"/>
-        </w:rPr>
-        <w:t>日文學習市場缺乏情境化產品：目前主流日文</w:t>
-      </w:r>
-      <w:r>
-        <w:rPr>
-          <w:rFonts w:hint="eastAsia"/>
-          <w:sz w:val="30"/>
-          <w:szCs w:val="30"/>
-        </w:rPr>
-        <w:t xml:space="preserve"> App</w:t>
-      </w:r>
-      <w:r>
-        <w:rPr>
-          <w:rFonts w:hint="eastAsia"/>
-          <w:sz w:val="30"/>
-          <w:szCs w:val="30"/>
-        </w:rPr>
-        <w:t>（</w:t>
-      </w:r>
-      <w:r>
-        <w:rPr>
-          <w:rFonts w:hint="eastAsia"/>
-          <w:sz w:val="30"/>
-          <w:szCs w:val="30"/>
-        </w:rPr>
-        <w:t>Duolingo</w:t>
-      </w:r>
-      <w:r>
-        <w:rPr>
-          <w:rFonts w:hint="eastAsia"/>
-          <w:sz w:val="30"/>
-          <w:szCs w:val="30"/>
-        </w:rPr>
-        <w:t>、日語大師等）多以制式課程為主，缺少結合生活場景的學習方式。</w:t>
-      </w:r>
-    </w:p>
-    <w:p>
-      <w:pPr>
-        <w:rPr>
-          <w:sz w:val="30"/>
-          <w:szCs w:val="30"/>
-        </w:rPr>
-      </w:pPr>
-      <w:r>
-        <w:rPr>
-          <w:rFonts w:hint="eastAsia"/>
-          <w:sz w:val="30"/>
-          <w:szCs w:val="30"/>
-        </w:rPr>
-        <w:t>5.</w:t>
-      </w:r>
-      <w:r>
-        <w:rPr>
-          <w:rFonts w:hint="eastAsia"/>
-          <w:sz w:val="30"/>
-          <w:szCs w:val="30"/>
-        </w:rPr>
-        <w:t>社群功能可擴展性高：未來可加入排行榜、班級群組、師生互動等功能，拓展至教育機構市場。</w:t>
+        <w:t xml:space="preserve"> </w:t>
       </w:r>
     </w:p>
     <w:p>

--- a/系統文件/第2章/2-4競爭力分析.docx
+++ b/系統文件/第2章/2-4競爭力分析.docx
@@ -5,6 +5,7 @@
     <w:p>
       <w:pPr>
         <w:rPr>
+          <w:rFonts w:hint="eastAsia"/>
           <w:b/>
           <w:bCs/>
           <w:sz w:val="40"/>
@@ -40,71 +41,6 @@
         <w:t>SWOT-TOWS</w:t>
       </w:r>
     </w:p>
-    <w:p>
-      <w:pPr>
-        <w:widowControl/>
-        <w:rPr>
-          <w:sz w:val="30"/>
-          <w:szCs w:val="30"/>
-        </w:rPr>
-      </w:pPr>
-      <w:r>
-        <w:rPr>
-          <w:sz w:val="30"/>
-          <w:szCs w:val="30"/>
-        </w:rPr>
-        <w:br w:type="page"/>
-      </w:r>
-    </w:p>
-    <w:p>
-      <w:pPr>
-        <w:widowControl/>
-        <w:rPr>
-          <w:sz w:val="30"/>
-          <w:szCs w:val="30"/>
-        </w:rPr>
-      </w:pPr>
-      <w:r>
-        <w:rPr>
-          <w:sz w:val="30"/>
-          <w:szCs w:val="30"/>
-        </w:rPr>
-        <w:lastRenderedPageBreak/>
-        <w:br w:type="page"/>
-      </w:r>
-      <w:r>
-        <w:rPr>
-          <w:sz w:val="30"/>
-          <w:szCs w:val="30"/>
-        </w:rPr>
-        <w:lastRenderedPageBreak/>
-        <w:t xml:space="preserve"> </w:t>
-      </w:r>
-    </w:p>
-    <w:p>
-      <w:pPr>
-        <w:widowControl/>
-        <w:rPr>
-          <w:sz w:val="30"/>
-          <w:szCs w:val="30"/>
-        </w:rPr>
-      </w:pPr>
-      <w:r>
-        <w:rPr>
-          <w:sz w:val="30"/>
-          <w:szCs w:val="30"/>
-        </w:rPr>
-        <w:br w:type="page"/>
-      </w:r>
-      <w:r>
-        <w:rPr>
-          <w:sz w:val="30"/>
-          <w:szCs w:val="30"/>
-        </w:rPr>
-        <w:lastRenderedPageBreak/>
-        <w:br w:type="page"/>
-      </w:r>
-    </w:p>
     <w:tbl>
       <w:tblPr>
         <w:tblStyle w:val="a3"/>
@@ -135,7 +71,6 @@
                 <w:sz w:val="36"/>
                 <w:szCs w:val="36"/>
               </w:rPr>
-              <w:lastRenderedPageBreak/>
               <w:t>優勢</w:t>
             </w:r>
             <w:r>
@@ -655,7 +590,6 @@
                 <w:sz w:val="30"/>
                 <w:szCs w:val="30"/>
               </w:rPr>
-              <w:lastRenderedPageBreak/>
               <w:t>優勢</w:t>
             </w:r>
             <w:r>
